--- a/AutoServe Innovations Proposal.docx
+++ b/AutoServe Innovations Proposal.docx
@@ -49,97 +49,612 @@
         </w:drawing>
       </w:r>
     </w:p>
+    <w:p/>
+    <w:p/>
     <w:p>
       <w:pPr>
         <w:pStyle w:val="Heading1"/>
-        <w:rPr>
-          <w:noProof/>
-        </w:rPr>
-      </w:pPr>
-      <w:r>
-        <w:rPr>
-          <w:noProof/>
-        </w:rPr>
+      </w:pPr>
+      <w:r>
         <w:lastRenderedPageBreak/>
-        <w:t>Proposal for AutoServe Innovations</w:t>
+        <w:t xml:space="preserve">Proposal for </w:t>
+      </w:r>
+      <w:proofErr w:type="spellStart"/>
+      <w:r>
+        <w:t>AutoServe</w:t>
+      </w:r>
+      <w:proofErr w:type="spellEnd"/>
+      <w:r>
+        <w:t xml:space="preserve"> Innovations</w:t>
       </w:r>
     </w:p>
     <w:p>
       <w:pPr>
         <w:pStyle w:val="Heading2"/>
-        <w:rPr>
-          <w:noProof/>
-        </w:rPr>
-      </w:pPr>
-      <w:r>
-        <w:rPr>
-          <w:noProof/>
-        </w:rPr>
+      </w:pPr>
+      <w:r>
         <w:t>1. Project Overview</w:t>
       </w:r>
     </w:p>
     <w:p>
-      <w:pPr>
-        <w:rPr>
-          <w:noProof/>
-        </w:rPr>
-      </w:pPr>
-      <w:r>
-        <w:rPr>
-          <w:noProof/>
-        </w:rPr>
-        <w:t>AutoServe Innovations wants to upgrade how customers manage their car maintenance by rolling out a modern digital solution. The aim is to make reminders more personalised, give users an easier way to book servicing, and keep all their car maintenance info in one place. The improved system will boost convenience, customer engagement, and long</w:t>
-      </w:r>
-      <w:r>
-        <w:rPr>
-          <w:noProof/>
-        </w:rPr>
+      <w:proofErr w:type="spellStart"/>
+      <w:r>
+        <w:t>AutoServe</w:t>
+      </w:r>
+      <w:proofErr w:type="spellEnd"/>
+      <w:r>
+        <w:t xml:space="preserve"> Innovations aims to modernise how customers manage their car maintenance by introducing a dedicated digital platform. The goal is to make maintaining a vehicle easier, more convenient, and more reliable by offering personalised reminders, service</w:t>
+      </w:r>
+      <w:r>
         <w:noBreakHyphen/>
-        <w:t>term loyalty.</w:t>
+        <w:t>booking tools, and practical maintenance guidance. The upgraded system will boost customer engagement, improve service efficiency, and strengthen long</w:t>
+      </w:r>
+      <w:r>
+        <w:noBreakHyphen/>
+        <w:t>term customer loyalty.</w:t>
       </w:r>
     </w:p>
     <w:p>
-      <w:pPr>
-        <w:rPr>
-          <w:noProof/>
-        </w:rPr>
-      </w:pPr>
-      <w:r>
-        <w:rPr>
-          <w:noProof/>
-        </w:rPr>
-        <w:t xml:space="preserve">In addition, AutoServe Innovations aims to improve customer engagement through a </w:t>
+      <w:r>
+        <w:t xml:space="preserve">In addition, </w:t>
+      </w:r>
+      <w:proofErr w:type="spellStart"/>
+      <w:r>
+        <w:t>AutoServe</w:t>
+      </w:r>
+      <w:proofErr w:type="spellEnd"/>
+      <w:r>
+        <w:t xml:space="preserve"> Innovations plans to expand its services through a dedicated mobile app, giving users a unified space to receive reminders, book servicing, and access trusted maintenance advice.</w:t>
+      </w:r>
+    </w:p>
+    <w:p>
+      <w:pPr>
+        <w:pStyle w:val="ListParagraph"/>
+        <w:numPr>
+          <w:ilvl w:val="0"/>
+          <w:numId w:val="38"/>
+        </w:numPr>
+      </w:pPr>
+      <w:r>
+        <w:t>The proposed digital solution will include:</w:t>
+      </w:r>
+      <w:r>
+        <w:br/>
       </w:r>
       <w:r>
         <w:rPr>
           <w:b/>
           <w:bCs/>
-          <w:noProof/>
         </w:rPr>
-        <w:t>dedicated mobile app</w:t>
-      </w:r>
-      <w:r>
-        <w:rPr>
-          <w:noProof/>
-        </w:rPr>
-        <w:t>, offering a more modern and unified digital experience. This app will streamline interaction, increase retention, and give users access to all maintenance features in one place.</w:t>
+        <w:t>Customisable Maintenance Schedule</w:t>
+      </w:r>
+      <w:r>
+        <w:br/>
+        <w:t>Allows users to set and receive reminders tailored to their car model and driving habits.</w:t>
       </w:r>
     </w:p>
     <w:p>
       <w:pPr>
+        <w:pStyle w:val="ListParagraph"/>
+        <w:numPr>
+          <w:ilvl w:val="0"/>
+          <w:numId w:val="38"/>
+        </w:numPr>
+      </w:pPr>
+      <w:r>
         <w:rPr>
           <w:b/>
           <w:bCs/>
-          <w:noProof/>
         </w:rPr>
+        <w:t>Service Centre Locator</w:t>
+      </w:r>
+      <w:r>
+        <w:br/>
+        <w:t>Uses GPS integration to recommend nearby authorised service centres and allows users to book appointments directly.</w:t>
+      </w:r>
+    </w:p>
+    <w:p>
+      <w:pPr>
+        <w:pStyle w:val="ListParagraph"/>
+        <w:numPr>
+          <w:ilvl w:val="0"/>
+          <w:numId w:val="38"/>
+        </w:numPr>
       </w:pPr>
       <w:r>
         <w:rPr>
           <w:b/>
           <w:bCs/>
-          <w:noProof/>
         </w:rPr>
-        <w:t>The proposed digital system will include:</w:t>
+        <w:t>Digital Service Logbook</w:t>
+      </w:r>
+      <w:r>
+        <w:br/>
+        <w:t>Provides a secure record of all services and maintenance carried out on the user’s vehicle.</w:t>
+      </w:r>
+    </w:p>
+    <w:p>
+      <w:r>
+        <w:t xml:space="preserve">These features directly support </w:t>
+      </w:r>
+      <w:proofErr w:type="spellStart"/>
+      <w:r>
+        <w:t>AutoServe’s</w:t>
+      </w:r>
+      <w:proofErr w:type="spellEnd"/>
+      <w:r>
+        <w:t xml:space="preserve"> mission of improving customer engagement and making vehicle maintenance simpler and more personalised.</w:t>
+      </w:r>
+    </w:p>
+    <w:p/>
+    <w:p>
+      <w:pPr>
+        <w:pStyle w:val="Heading2"/>
+      </w:pPr>
+      <w:r>
+        <w:t>2. Problems Identified</w:t>
+      </w:r>
+    </w:p>
+    <w:p>
+      <w:r>
+        <w:rPr>
+          <w:b/>
+          <w:bCs/>
+        </w:rPr>
+        <w:t>Problem 1 – Lack of Personalised Maintenance Support</w:t>
+      </w:r>
+      <w:r>
+        <w:br/>
+        <w:t>Current reminders are general and not adapted to individual vehicle models or driving styles, making it harder for users to maintain their cars efficiently.</w:t>
+      </w:r>
+    </w:p>
+    <w:p>
+      <w:r>
+        <w:rPr>
+          <w:b/>
+          <w:bCs/>
+        </w:rPr>
+        <w:t>Problem 2 – Inconvenient Booking and Service Centre Access</w:t>
+      </w:r>
+      <w:r>
+        <w:br/>
+        <w:t>Users struggle to quickly find trusted service centres or book appointments in one place, leading to frustration and reduced engagement.</w:t>
+      </w:r>
+    </w:p>
+    <w:p>
+      <w:r>
+        <w:rPr>
+          <w:b/>
+          <w:bCs/>
+        </w:rPr>
+        <w:t>Problem 3 – No Centralised Record of Maintenance History</w:t>
+      </w:r>
+      <w:r>
+        <w:br/>
+        <w:t>Customers currently have no digitalised space to view their service history, making it difficult to track past work or share information with mechanics.</w:t>
+      </w:r>
+    </w:p>
+    <w:p/>
+    <w:p>
+      <w:pPr>
+        <w:pStyle w:val="Heading2"/>
+      </w:pPr>
+      <w:r>
+        <w:lastRenderedPageBreak/>
+        <w:t>3. Proposed Solutions</w:t>
+      </w:r>
+    </w:p>
+    <w:p>
+      <w:r>
+        <w:rPr>
+          <w:b/>
+          <w:bCs/>
+        </w:rPr>
+        <w:t>Solution to Problem 1 – Customisable Maintenance Schedule</w:t>
+      </w:r>
+      <w:r>
+        <w:br/>
+        <w:t>A system that sends personalised reminders based on car model, mileage, and driving habits, helping users stay on top of necessary maintenance.</w:t>
+      </w:r>
+    </w:p>
+    <w:p>
+      <w:r>
+        <w:rPr>
+          <w:b/>
+          <w:bCs/>
+        </w:rPr>
+        <w:t>Solution to Problem 2 – Service Centre Locator</w:t>
+      </w:r>
+      <w:r>
+        <w:br/>
+        <w:t>A GPS</w:t>
+      </w:r>
+      <w:r>
+        <w:noBreakHyphen/>
+        <w:t>powered tool allowing users to find reputable service centres, view availability, and instantly book appointments.</w:t>
+      </w:r>
+    </w:p>
+    <w:p>
+      <w:r>
+        <w:rPr>
+          <w:b/>
+          <w:bCs/>
+        </w:rPr>
+        <w:t>Solution to Problem 3 – Digital Service Logbook</w:t>
+      </w:r>
+      <w:r>
+        <w:br/>
+        <w:t>A secure digital logbook automatically updated after each service, helping users track their maintenance history easily.</w:t>
+      </w:r>
+    </w:p>
+    <w:p/>
+    <w:p>
+      <w:pPr>
+        <w:pStyle w:val="Heading2"/>
+      </w:pPr>
+      <w:r>
+        <w:t>4. Decomposition of Solutions</w:t>
+      </w:r>
+    </w:p>
+    <w:p>
+      <w:r>
+        <w:rPr>
+          <w:b/>
+          <w:bCs/>
+        </w:rPr>
+        <w:t>Customisable Maintenance Schedule</w:t>
+      </w:r>
+      <w:r>
+        <w:br/>
+        <w:t>The schedule tool collects details such as vehicle model, mileage, last service date, and typical driving patterns. The system then generates tailored reminders for oil changes, MOT checks, tyre rotations, and other key tasks.</w:t>
+      </w:r>
+      <w:r>
+        <w:br/>
+        <w:t>Users receive notifications via the app, SMS, or email, ensuring they never miss essential servicing. They can update car details at any time to keep reminders accurate.</w:t>
+      </w:r>
+    </w:p>
+    <w:p>
+      <w:r>
+        <w:rPr>
+          <w:b/>
+          <w:bCs/>
+        </w:rPr>
+        <w:t>Service Centre Locator</w:t>
+      </w:r>
+      <w:r>
+        <w:br/>
+        <w:t>The locator uses GPS to identify nearby authorised service centres. Users can view availability, compare distances, and book appointments quickly.</w:t>
+      </w:r>
+      <w:r>
+        <w:br/>
+        <w:t>Extra features, such as opening hours, ratings, and contact details, ensure users choose the best location. The built</w:t>
+      </w:r>
+      <w:r>
+        <w:noBreakHyphen/>
+        <w:t>in booking confirmation updates instantly inside the app.</w:t>
+      </w:r>
+    </w:p>
+    <w:p>
+      <w:r>
+        <w:rPr>
+          <w:b/>
+          <w:bCs/>
+        </w:rPr>
+        <w:t>Digital Service Logbook</w:t>
+      </w:r>
+      <w:r>
+        <w:br/>
+        <w:t>The logbook stores all past service records in one place, including dates, tasks completed, and any mechanic notes.</w:t>
+      </w:r>
+      <w:r>
+        <w:br/>
+        <w:t>Users can access this information anytime, and it is especially helpful when selling a vehicle or diagnosing recurring issues. The layout is mobile</w:t>
+      </w:r>
+      <w:r>
+        <w:noBreakHyphen/>
+        <w:t>friendly and fully accessible.</w:t>
+      </w:r>
+    </w:p>
+    <w:p/>
+    <w:p>
+      <w:pPr>
+        <w:pStyle w:val="Heading2"/>
+      </w:pPr>
+      <w:r>
+        <w:t>5. Client and User Needs</w:t>
+      </w:r>
+    </w:p>
+    <w:p>
+      <w:proofErr w:type="spellStart"/>
+      <w:r>
+        <w:t>AutoServe’s</w:t>
+      </w:r>
+      <w:proofErr w:type="spellEnd"/>
+      <w:r>
+        <w:t xml:space="preserve"> main goals are to improve customer engagement, provide personalised maintenance reminders, and offer helpful tools that make vehicle care effortless.</w:t>
+      </w:r>
+    </w:p>
+    <w:p>
+      <w:r>
+        <w:t xml:space="preserve">• </w:t>
+      </w:r>
+      <w:r>
+        <w:rPr>
+          <w:b/>
+          <w:bCs/>
+        </w:rPr>
+        <w:t>New car owners</w:t>
+      </w:r>
+      <w:r>
+        <w:t xml:space="preserve"> need simple explanations and clear instructions.</w:t>
+      </w:r>
+      <w:r>
+        <w:br/>
+        <w:t xml:space="preserve">• </w:t>
+      </w:r>
+      <w:r>
+        <w:rPr>
+          <w:b/>
+          <w:bCs/>
+        </w:rPr>
+        <w:t>Busy drivers</w:t>
+      </w:r>
+      <w:r>
+        <w:t xml:space="preserve"> need fast loading times and quick access to reminders and service </w:t>
+      </w:r>
+      <w:r>
+        <w:lastRenderedPageBreak/>
+        <w:t>booking.</w:t>
+      </w:r>
+      <w:r>
+        <w:br/>
+        <w:t xml:space="preserve">• </w:t>
+      </w:r>
+      <w:r>
+        <w:rPr>
+          <w:b/>
+          <w:bCs/>
+        </w:rPr>
+        <w:t>Users with disabilities</w:t>
+      </w:r>
+      <w:r>
+        <w:t xml:space="preserve"> need screen reader compatibility, strong contrast, and accessible navigation.</w:t>
+      </w:r>
+      <w:r>
+        <w:br/>
+        <w:t xml:space="preserve">• </w:t>
+      </w:r>
+      <w:r>
+        <w:rPr>
+          <w:b/>
+          <w:bCs/>
+        </w:rPr>
+        <w:t>Long</w:t>
+      </w:r>
+      <w:r>
+        <w:rPr>
+          <w:b/>
+          <w:bCs/>
+        </w:rPr>
+        <w:noBreakHyphen/>
+        <w:t>term drivers</w:t>
+      </w:r>
+      <w:r>
+        <w:t xml:space="preserve"> benefit from an easy way to track maintenance history.</w:t>
+      </w:r>
+    </w:p>
+    <w:p>
+      <w:r>
+        <w:t>To meet these needs, the system should include personalised reminder tools, a simple booking system, a Digital Service Logbook, and an accessible interface. These features will increase convenience, improve customer retention, and build trust.</w:t>
+      </w:r>
+    </w:p>
+    <w:p/>
+    <w:p>
+      <w:pPr>
+        <w:pStyle w:val="Heading2"/>
+      </w:pPr>
+      <w:r>
+        <w:t>6. Mitigating Potential Risks</w:t>
+      </w:r>
+    </w:p>
+    <w:p>
+      <w:r>
+        <w:rPr>
+          <w:b/>
+          <w:bCs/>
+        </w:rPr>
+        <w:t>Customisable Maintenance Schedule</w:t>
+      </w:r>
+      <w:r>
+        <w:br/>
+        <w:t>Validation checks will prevent incorrect car data being entered. The reminder engine will undergo routine automated testing to ensure accuracy.</w:t>
+      </w:r>
+    </w:p>
+    <w:p>
+      <w:r>
+        <w:rPr>
+          <w:b/>
+          <w:bCs/>
+        </w:rPr>
+        <w:t>User Accounts</w:t>
+      </w:r>
+      <w:r>
+        <w:br/>
+      </w:r>
+      <w:proofErr w:type="spellStart"/>
+      <w:r>
+        <w:t>Accounts</w:t>
+      </w:r>
+      <w:proofErr w:type="spellEnd"/>
+      <w:r>
+        <w:t xml:space="preserve"> will use encrypted passwords, MFA, and secure password resets. Alerts will notify users of unusual login activity.</w:t>
+      </w:r>
+    </w:p>
+    <w:p>
+      <w:r>
+        <w:rPr>
+          <w:b/>
+          <w:bCs/>
+        </w:rPr>
+        <w:t>Service Centre Locator</w:t>
+      </w:r>
+      <w:r>
+        <w:br/>
+        <w:t>Incorrect GPS data will be reduced using reliable mapping APIs and automated error</w:t>
+      </w:r>
+      <w:r>
+        <w:noBreakHyphen/>
+        <w:t>checking. Spam bookings will be limited with captcha and authenticated accounts.</w:t>
+      </w:r>
+    </w:p>
+    <w:p>
+      <w:r>
+        <w:rPr>
+          <w:b/>
+          <w:bCs/>
+        </w:rPr>
+        <w:t>Digital Service Logbook</w:t>
+      </w:r>
+      <w:r>
+        <w:br/>
+        <w:t>All service data will be verified before being stored. Encrypted backups and regular checks will prevent loss or corruption of information.</w:t>
+      </w:r>
+    </w:p>
+    <w:p>
+      <w:r>
+        <w:rPr>
+          <w:b/>
+          <w:bCs/>
+        </w:rPr>
+        <w:t>Technical Reliability</w:t>
+      </w:r>
+      <w:r>
+        <w:br/>
+        <w:t>Cloud hosting, load balancing, autoscaling, and disaster</w:t>
+      </w:r>
+      <w:r>
+        <w:noBreakHyphen/>
+        <w:t>recovery protocols reduce downtime and ensure stable performance.</w:t>
+      </w:r>
+    </w:p>
+    <w:p/>
+    <w:p>
+      <w:pPr>
+        <w:pStyle w:val="Heading2"/>
+      </w:pPr>
+      <w:r>
+        <w:t>7. Security &amp; Compliance Risks</w:t>
+      </w:r>
+    </w:p>
+    <w:p>
+      <w:r>
+        <w:rPr>
+          <w:b/>
+          <w:bCs/>
+        </w:rPr>
+        <w:t>Security Features</w:t>
+      </w:r>
+      <w:r>
+        <w:br/>
+        <w:t>All personal and vehicle data will be encrypted during storage and transfer. MFA and RBAC will ensure only authorised users and staff can access sensitive information.</w:t>
+      </w:r>
+      <w:r>
+        <w:br/>
+        <w:t>Regular audits will detect vulnerabilities early.</w:t>
+      </w:r>
+      <w:r>
+        <w:br/>
+        <w:t>The platform will meet WCAG accessibility guidelines and follow GDPR for secure, lawful handling of user data.</w:t>
+      </w:r>
+    </w:p>
+    <w:p>
+      <w:r>
+        <w:rPr>
+          <w:b/>
+          <w:bCs/>
+        </w:rPr>
+        <w:t>Legal Requirements</w:t>
+      </w:r>
+      <w:r>
+        <w:br/>
+        <w:t xml:space="preserve">• </w:t>
+      </w:r>
+      <w:r>
+        <w:rPr>
+          <w:b/>
+          <w:bCs/>
+        </w:rPr>
+        <w:t>Equality Act 2010</w:t>
+      </w:r>
+      <w:r>
+        <w:t xml:space="preserve"> – requires accessibility for disabled users.</w:t>
+      </w:r>
+      <w:r>
+        <w:br/>
+      </w:r>
+      <w:r>
+        <w:lastRenderedPageBreak/>
+        <w:t xml:space="preserve">• </w:t>
+      </w:r>
+      <w:r>
+        <w:rPr>
+          <w:b/>
+          <w:bCs/>
+        </w:rPr>
+        <w:t>Consumer Rights Act 2015</w:t>
+      </w:r>
+      <w:r>
+        <w:t xml:space="preserve"> – ensures advice given is accurate and not misleading.</w:t>
+      </w:r>
+      <w:r>
+        <w:br/>
+        <w:t xml:space="preserve">• </w:t>
+      </w:r>
+      <w:r>
+        <w:rPr>
+          <w:b/>
+          <w:bCs/>
+        </w:rPr>
+        <w:t>GDPR</w:t>
+      </w:r>
+      <w:r>
+        <w:t xml:space="preserve"> – mandates lawful, secure handling of personal data.</w:t>
+      </w:r>
+      <w:r>
+        <w:br/>
+        <w:t xml:space="preserve">• </w:t>
+      </w:r>
+      <w:r>
+        <w:rPr>
+          <w:b/>
+          <w:bCs/>
+        </w:rPr>
+        <w:t>Copyright laws</w:t>
+      </w:r>
+      <w:r>
+        <w:t xml:space="preserve"> – apply to third</w:t>
+      </w:r>
+      <w:r>
+        <w:noBreakHyphen/>
+        <w:t>party maintenance guides and images.</w:t>
+      </w:r>
+    </w:p>
+    <w:p/>
+    <w:p>
+      <w:pPr>
+        <w:pStyle w:val="Heading2"/>
+      </w:pPr>
+      <w:r>
+        <w:t>8. System Requirements</w:t>
+      </w:r>
+    </w:p>
+    <w:p>
+      <w:r>
+        <w:rPr>
+          <w:b/>
+          <w:bCs/>
+        </w:rPr>
+        <w:t>Functional Requirements</w:t>
       </w:r>
     </w:p>
     <w:p>
@@ -147,33 +662,84 @@
         <w:pStyle w:val="ListParagraph"/>
         <w:numPr>
           <w:ilvl w:val="0"/>
-          <w:numId w:val="32"/>
+          <w:numId w:val="45"/>
         </w:numPr>
-        <w:rPr>
-          <w:noProof/>
-        </w:rPr>
-      </w:pPr>
+      </w:pPr>
+      <w:r>
+        <w:t>Secure user login with account management</w:t>
+      </w:r>
+    </w:p>
+    <w:p>
+      <w:pPr>
+        <w:pStyle w:val="ListParagraph"/>
+        <w:numPr>
+          <w:ilvl w:val="0"/>
+          <w:numId w:val="45"/>
+        </w:numPr>
+      </w:pPr>
+      <w:r>
+        <w:t>Customisable Maintenance Schedule with tailored reminders</w:t>
+      </w:r>
+    </w:p>
+    <w:p>
+      <w:pPr>
+        <w:pStyle w:val="ListParagraph"/>
+        <w:numPr>
+          <w:ilvl w:val="0"/>
+          <w:numId w:val="45"/>
+        </w:numPr>
+      </w:pPr>
+      <w:r>
+        <w:t>GPS</w:t>
+      </w:r>
+      <w:r>
+        <w:noBreakHyphen/>
+        <w:t>powered Service Centre Locator with booking</w:t>
+      </w:r>
+    </w:p>
+    <w:p>
+      <w:pPr>
+        <w:pStyle w:val="ListParagraph"/>
+        <w:numPr>
+          <w:ilvl w:val="0"/>
+          <w:numId w:val="45"/>
+        </w:numPr>
+      </w:pPr>
+      <w:r>
+        <w:t>Digital Service Logbook for tracking maintenance history</w:t>
+      </w:r>
+    </w:p>
+    <w:p>
+      <w:pPr>
+        <w:pStyle w:val="ListParagraph"/>
+        <w:numPr>
+          <w:ilvl w:val="0"/>
+          <w:numId w:val="45"/>
+        </w:numPr>
+      </w:pPr>
+      <w:r>
+        <w:t>Notifications via SMS, email, and in</w:t>
+      </w:r>
+      <w:r>
+        <w:noBreakHyphen/>
+        <w:t>app alerts</w:t>
+      </w:r>
+    </w:p>
+    <w:p>
       <w:r>
         <w:rPr>
           <w:b/>
           <w:bCs/>
-          <w:noProof/>
         </w:rPr>
-        <w:t>Customisable Maintenance Schedule</w:t>
-      </w:r>
-    </w:p>
-    <w:p>
-      <w:pPr>
-        <w:pStyle w:val="ListParagraph"/>
+        <w:t>Non</w:t>
+      </w:r>
+      <w:r>
         <w:rPr>
-          <w:noProof/>
+          <w:b/>
+          <w:bCs/>
         </w:rPr>
-      </w:pPr>
-      <w:r>
-        <w:rPr>
-          <w:noProof/>
-        </w:rPr>
-        <w:t>Tailored reminders based on car model, mileage, driving habits, and service history.</w:t>
+        <w:noBreakHyphen/>
+        <w:t>Functional Requirements</w:t>
       </w:r>
     </w:p>
     <w:p>
@@ -181,40 +747,93 @@
         <w:pStyle w:val="ListParagraph"/>
         <w:numPr>
           <w:ilvl w:val="0"/>
-          <w:numId w:val="32"/>
+          <w:numId w:val="43"/>
         </w:numPr>
-        <w:rPr>
-          <w:noProof/>
-        </w:rPr>
+      </w:pPr>
+      <w:r>
+        <w:t>99.9% uptim</w:t>
+      </w:r>
+      <w:r>
+        <w:t>e</w:t>
+      </w:r>
+    </w:p>
+    <w:p>
+      <w:pPr>
+        <w:pStyle w:val="ListParagraph"/>
+        <w:numPr>
+          <w:ilvl w:val="0"/>
+          <w:numId w:val="43"/>
+        </w:numPr>
+      </w:pPr>
+      <w:r>
+        <w:t>Strong data security and encryptio</w:t>
+      </w:r>
+      <w:r>
+        <w:t>n</w:t>
+      </w:r>
+    </w:p>
+    <w:p>
+      <w:pPr>
+        <w:pStyle w:val="ListParagraph"/>
+        <w:numPr>
+          <w:ilvl w:val="0"/>
+          <w:numId w:val="43"/>
+        </w:numPr>
+      </w:pPr>
+      <w:r>
+        <w:t>Fast loading times, even at peak usage</w:t>
+      </w:r>
+    </w:p>
+    <w:p>
+      <w:pPr>
+        <w:pStyle w:val="ListParagraph"/>
+        <w:numPr>
+          <w:ilvl w:val="0"/>
+          <w:numId w:val="43"/>
+        </w:numPr>
+      </w:pPr>
+      <w:r>
+        <w:t>Scalable infrastructure</w:t>
+      </w:r>
+    </w:p>
+    <w:p>
+      <w:pPr>
+        <w:pStyle w:val="ListParagraph"/>
+        <w:numPr>
+          <w:ilvl w:val="0"/>
+          <w:numId w:val="43"/>
+        </w:numPr>
+      </w:pPr>
+      <w:r>
+        <w:t>Full WCAG accessibility compliance</w:t>
+      </w:r>
+    </w:p>
+    <w:p/>
+    <w:p>
+      <w:pPr>
+        <w:pStyle w:val="Heading2"/>
+      </w:pPr>
+      <w:r>
+        <w:t>9. Key Performance Indicators (KPIs)</w:t>
+      </w:r>
+    </w:p>
+    <w:p>
+      <w:pPr>
+        <w:pStyle w:val="ListParagraph"/>
+        <w:numPr>
+          <w:ilvl w:val="0"/>
+          <w:numId w:val="40"/>
+        </w:numPr>
       </w:pPr>
       <w:r>
         <w:rPr>
           <w:b/>
           <w:bCs/>
-          <w:noProof/>
         </w:rPr>
-        <w:t>Service Centre Locator</w:t>
-      </w:r>
-    </w:p>
-    <w:p>
-      <w:pPr>
-        <w:pStyle w:val="ListParagraph"/>
-        <w:rPr>
-          <w:noProof/>
-        </w:rPr>
-      </w:pPr>
-      <w:r>
-        <w:rPr>
-          <w:noProof/>
-        </w:rPr>
-        <w:t>GPS</w:t>
-      </w:r>
-      <w:r>
-        <w:rPr>
-          <w:noProof/>
-        </w:rPr>
-        <w:noBreakHyphen/>
-        <w:t>powered tool recommending nearby authorised service centres with availability, reviews, and booking options.</w:t>
+        <w:t>Reminder Accuracy:</w:t>
+      </w:r>
+      <w:r>
+        <w:t xml:space="preserve"> 90% accuracy in tailored maintenance reminders within four months</w:t>
       </w:r>
     </w:p>
     <w:p>
@@ -222,2339 +841,162 @@
         <w:pStyle w:val="ListParagraph"/>
         <w:numPr>
           <w:ilvl w:val="0"/>
-          <w:numId w:val="32"/>
+          <w:numId w:val="40"/>
         </w:numPr>
-        <w:rPr>
-          <w:noProof/>
-        </w:rPr>
       </w:pPr>
       <w:r>
         <w:rPr>
           <w:b/>
           <w:bCs/>
-          <w:noProof/>
         </w:rPr>
-        <w:t>Digital Service Logboo</w:t>
-      </w:r>
+        <w:t>User Engagement:</w:t>
+      </w:r>
+      <w:r>
+        <w:t xml:space="preserve"> 30% increase in active users within six months</w:t>
+      </w:r>
+    </w:p>
+    <w:p>
+      <w:pPr>
+        <w:pStyle w:val="ListParagraph"/>
+        <w:numPr>
+          <w:ilvl w:val="0"/>
+          <w:numId w:val="40"/>
+        </w:numPr>
+      </w:pPr>
       <w:r>
         <w:rPr>
           <w:b/>
           <w:bCs/>
-          <w:noProof/>
         </w:rPr>
-        <w:t>k</w:t>
+        <w:t>Booking Activity:</w:t>
+      </w:r>
+      <w:r>
+        <w:t xml:space="preserve"> 20% growth in service bookings made through the platform</w:t>
       </w:r>
     </w:p>
     <w:p>
       <w:pPr>
         <w:pStyle w:val="ListParagraph"/>
-        <w:rPr>
-          <w:noProof/>
-        </w:rPr>
-      </w:pPr>
-      <w:r>
-        <w:rPr>
-          <w:noProof/>
-        </w:rPr>
-        <w:t>Secure, accessible history of all maintenance events, technician notes, and replaced parts.</w:t>
-      </w:r>
-    </w:p>
-    <w:p>
-      <w:pPr>
-        <w:rPr>
-          <w:noProof/>
-        </w:rPr>
-      </w:pPr>
-      <w:r>
-        <w:rPr>
-          <w:noProof/>
-        </w:rPr>
-        <w:t>These features align with AutoServe’s goal to improve the user experience and offer more value to every car owner using the service.</w:t>
-      </w:r>
-    </w:p>
-    <w:p>
-      <w:pPr>
-        <w:rPr>
-          <w:rFonts w:asciiTheme="majorHAnsi" w:eastAsiaTheme="majorEastAsia" w:hAnsiTheme="majorHAnsi" w:cstheme="majorBidi"/>
-          <w:noProof/>
-          <w:color w:val="0F4761" w:themeColor="accent1" w:themeShade="BF"/>
-          <w:sz w:val="32"/>
-          <w:szCs w:val="32"/>
-        </w:rPr>
-      </w:pPr>
-      <w:r>
-        <w:rPr>
-          <w:noProof/>
-        </w:rPr>
-        <w:br w:type="page"/>
-      </w:r>
-    </w:p>
-    <w:p>
-      <w:pPr>
-        <w:pStyle w:val="Heading2"/>
-        <w:rPr>
-          <w:noProof/>
-        </w:rPr>
-      </w:pPr>
-      <w:r>
-        <w:rPr>
-          <w:noProof/>
-        </w:rPr>
-        <w:lastRenderedPageBreak/>
-        <w:t>2. Problems Identified</w:t>
-      </w:r>
-    </w:p>
-    <w:p>
-      <w:pPr>
+        <w:numPr>
+          <w:ilvl w:val="0"/>
+          <w:numId w:val="40"/>
+        </w:numPr>
+      </w:pPr>
+      <w:r>
         <w:rPr>
           <w:b/>
           <w:bCs/>
-          <w:noProof/>
         </w:rPr>
+        <w:t>Page Load Time:</w:t>
+      </w:r>
+      <w:r>
+        <w:t xml:space="preserve"> Under 2.5 seconds for all major pages</w:t>
+      </w:r>
+    </w:p>
+    <w:p>
+      <w:pPr>
+        <w:pStyle w:val="ListParagraph"/>
+        <w:numPr>
+          <w:ilvl w:val="0"/>
+          <w:numId w:val="40"/>
+        </w:numPr>
       </w:pPr>
       <w:r>
         <w:rPr>
           <w:b/>
           <w:bCs/>
-          <w:noProof/>
         </w:rPr>
-        <w:t>Problem 1 – Generic Reminder System / Low Customer Engagement</w:t>
+        <w:t>System Uptime:</w:t>
+      </w:r>
+      <w:r>
+        <w:t xml:space="preserve"> 99.9% availability</w:t>
       </w:r>
     </w:p>
     <w:p>
       <w:pPr>
-        <w:rPr>
-          <w:noProof/>
-        </w:rPr>
-      </w:pPr>
-      <w:r>
-        <w:rPr>
-          <w:noProof/>
-        </w:rPr>
-        <w:t>Current reminders are basic (SMS/email only), not tailored to the user or car type, and do not encourage long</w:t>
-      </w:r>
-      <w:r>
-        <w:rPr>
-          <w:noProof/>
-        </w:rPr>
-        <w:noBreakHyphen/>
-        <w:t>term engagement. Lack of centralised digital features leads to low retention and missed servicing.</w:t>
-      </w:r>
-    </w:p>
-    <w:p>
-      <w:pPr>
+        <w:pStyle w:val="ListParagraph"/>
+        <w:numPr>
+          <w:ilvl w:val="0"/>
+          <w:numId w:val="40"/>
+        </w:numPr>
+      </w:pPr>
+      <w:r>
         <w:rPr>
           <w:b/>
           <w:bCs/>
-          <w:noProof/>
         </w:rPr>
-      </w:pPr>
+        <w:t>User Retention:</w:t>
+      </w:r>
+      <w:r>
+        <w:t xml:space="preserve"> 15% retention boost within six months</w:t>
+      </w:r>
+    </w:p>
+    <w:p/>
+    <w:p>
+      <w:pPr>
+        <w:pStyle w:val="Heading2"/>
+      </w:pPr>
+      <w:r>
+        <w:t>10. User Acceptance Criteria (UAC)</w:t>
+      </w:r>
     </w:p>
     <w:p>
-      <w:pPr>
+      <w:r>
         <w:rPr>
           <w:b/>
           <w:bCs/>
-          <w:noProof/>
         </w:rPr>
-      </w:pPr>
+        <w:t>Customisable Maintenance Schedule</w:t>
+      </w:r>
+      <w:r>
+        <w:br/>
+        <w:t>Must generate correct, timely reminders and allow users to update vehicle details easily.</w:t>
+      </w:r>
+    </w:p>
+    <w:p>
       <w:r>
         <w:rPr>
           <w:b/>
           <w:bCs/>
-          <w:noProof/>
         </w:rPr>
-        <w:t>Problem 2 – No Integrated Service Centre Locator / Inconvenient Booking</w:t>
+        <w:t>Service Centre Locator</w:t>
+      </w:r>
+      <w:r>
+        <w:br/>
+        <w:t>Users must be able to locate centres quickly, book smoothly, and receive confirmation with no errors.</w:t>
       </w:r>
     </w:p>
     <w:p>
-      <w:pPr>
-        <w:rPr>
-          <w:noProof/>
-        </w:rPr>
-      </w:pPr>
-      <w:r>
-        <w:rPr>
-          <w:noProof/>
-        </w:rPr>
-        <w:t>Users struggle to find reliable garages or compare availability. This makes booking confusing, slows the process, and leads to postponed maintenance.</w:t>
-      </w:r>
-    </w:p>
-    <w:p>
-      <w:pPr>
+      <w:r>
         <w:rPr>
           <w:b/>
           <w:bCs/>
-          <w:noProof/>
         </w:rPr>
-      </w:pPr>
+        <w:lastRenderedPageBreak/>
+        <w:t>Digital Service Logbook</w:t>
+      </w:r>
+      <w:r>
+        <w:br/>
+        <w:t>The logbook must load fast, show accurate records, and allow users to access past service details easily.</w:t>
+      </w:r>
     </w:p>
     <w:p>
-      <w:pPr>
+      <w:r>
         <w:rPr>
           <w:b/>
           <w:bCs/>
-          <w:noProof/>
-        </w:rPr>
-      </w:pPr>
-      <w:r>
-        <w:rPr>
-          <w:b/>
-          <w:bCs/>
-          <w:noProof/>
-        </w:rPr>
-        <w:t>Problem 3 – No Digital Logbook / Lack of Accessible Records</w:t>
-      </w:r>
-    </w:p>
-    <w:p>
-      <w:pPr>
-        <w:rPr>
-          <w:noProof/>
-        </w:rPr>
-      </w:pPr>
-      <w:r>
-        <w:rPr>
-          <w:noProof/>
-        </w:rPr>
-        <w:t>Customers often misplace paper service receipts. Without a digital log, they cannot track past work, prepare for upcoming maintenance, or provide proof when selling the car.</w:t>
-      </w:r>
-    </w:p>
-    <w:p>
-      <w:pPr>
-        <w:rPr>
-          <w:noProof/>
-        </w:rPr>
-      </w:pPr>
-    </w:p>
-    <w:p>
-      <w:pPr>
-        <w:pStyle w:val="Heading2"/>
-        <w:rPr>
-          <w:noProof/>
-        </w:rPr>
-      </w:pPr>
-      <w:r>
-        <w:rPr>
-          <w:noProof/>
-        </w:rPr>
-        <w:t>3. Proposed Solutions</w:t>
-      </w:r>
-    </w:p>
-    <w:p>
-      <w:pPr>
-        <w:rPr>
-          <w:b/>
-          <w:bCs/>
-          <w:noProof/>
-        </w:rPr>
-      </w:pPr>
-      <w:r>
-        <w:rPr>
-          <w:b/>
-          <w:bCs/>
-          <w:noProof/>
-        </w:rPr>
-        <w:t>Solution to Problem 1 – Smart Customisable Maintenance Reminders + Dedicated Mobile App</w:t>
-      </w:r>
-    </w:p>
-    <w:p>
-      <w:pPr>
-        <w:rPr>
-          <w:noProof/>
-        </w:rPr>
-      </w:pPr>
-      <w:r>
-        <w:rPr>
-          <w:noProof/>
-        </w:rPr>
-        <w:t>A system analysing vehicle data and driving habits to generate personalised reminders via push notifications, app alerts, SMS, or email.</w:t>
-      </w:r>
-      <w:r>
-        <w:rPr>
-          <w:noProof/>
-        </w:rPr>
-        <w:br/>
-        <w:t>App foundation increases engagement and makes maintenance easier to manage.</w:t>
-      </w:r>
-    </w:p>
-    <w:p>
-      <w:pPr>
-        <w:rPr>
-          <w:b/>
-          <w:bCs/>
-          <w:noProof/>
-        </w:rPr>
-      </w:pPr>
-    </w:p>
-    <w:p>
-      <w:pPr>
-        <w:rPr>
-          <w:b/>
-          <w:bCs/>
-          <w:noProof/>
-        </w:rPr>
-      </w:pPr>
-      <w:r>
-        <w:rPr>
-          <w:b/>
-          <w:bCs/>
-          <w:noProof/>
-        </w:rPr>
-        <w:t>Solution to Problem 2 – GPS Driven Service Centre Locator</w:t>
-      </w:r>
-    </w:p>
-    <w:p>
-      <w:pPr>
-        <w:rPr>
-          <w:noProof/>
-        </w:rPr>
-      </w:pPr>
-      <w:r>
-        <w:rPr>
-          <w:noProof/>
-        </w:rPr>
-        <w:t>Built</w:t>
-      </w:r>
-      <w:r>
-        <w:rPr>
-          <w:noProof/>
-        </w:rPr>
-        <w:noBreakHyphen/>
-        <w:t>in map showing authorised garages, availability, ratings, opening hours, and enabling instant in</w:t>
-      </w:r>
-      <w:r>
-        <w:rPr>
-          <w:noProof/>
-        </w:rPr>
-        <w:noBreakHyphen/>
-        <w:t>app booking with confirmation notifications.</w:t>
-      </w:r>
-    </w:p>
-    <w:p>
-      <w:pPr>
-        <w:rPr>
-          <w:b/>
-          <w:bCs/>
-          <w:noProof/>
-        </w:rPr>
-      </w:pPr>
-    </w:p>
-    <w:p>
-      <w:pPr>
-        <w:rPr>
-          <w:b/>
-          <w:bCs/>
-          <w:noProof/>
-        </w:rPr>
-      </w:pPr>
-      <w:r>
-        <w:rPr>
-          <w:b/>
-          <w:bCs/>
-          <w:noProof/>
-        </w:rPr>
-        <w:t>Solution to Problem 3 – Digital Service Logbook</w:t>
-      </w:r>
-    </w:p>
-    <w:p>
-      <w:pPr>
-        <w:rPr>
-          <w:noProof/>
-        </w:rPr>
-      </w:pPr>
-      <w:r>
-        <w:rPr>
-          <w:noProof/>
-        </w:rPr>
-        <w:t>A digital platform replacing physical documents, storing all past services, including technician notes, parts replaced, and warranty information.</w:t>
-      </w:r>
-    </w:p>
-    <w:p>
-      <w:pPr>
-        <w:rPr>
-          <w:rFonts w:asciiTheme="majorHAnsi" w:eastAsiaTheme="majorEastAsia" w:hAnsiTheme="majorHAnsi" w:cstheme="majorBidi"/>
-          <w:b/>
-          <w:bCs/>
-          <w:noProof/>
-          <w:color w:val="0F4761" w:themeColor="accent1" w:themeShade="BF"/>
-          <w:sz w:val="32"/>
-          <w:szCs w:val="32"/>
-        </w:rPr>
-      </w:pPr>
-      <w:r>
-        <w:rPr>
-          <w:b/>
-          <w:bCs/>
-          <w:noProof/>
-        </w:rPr>
-        <w:br w:type="page"/>
-      </w:r>
-    </w:p>
-    <w:p>
-      <w:pPr>
-        <w:pStyle w:val="Heading2"/>
-        <w:rPr>
-          <w:b/>
-          <w:bCs/>
-          <w:noProof/>
-        </w:rPr>
-      </w:pPr>
-      <w:r>
-        <w:rPr>
-          <w:b/>
-          <w:bCs/>
-          <w:noProof/>
-        </w:rPr>
-        <w:lastRenderedPageBreak/>
-        <w:t>4. Decomposition of Solutions</w:t>
-      </w:r>
-    </w:p>
-    <w:p>
-      <w:pPr>
-        <w:rPr>
-          <w:b/>
-          <w:bCs/>
-          <w:noProof/>
-        </w:rPr>
-      </w:pPr>
-      <w:r>
-        <w:rPr>
-          <w:b/>
-          <w:bCs/>
-          <w:noProof/>
-        </w:rPr>
-        <w:t>Customisable Maintenance Schedule</w:t>
-      </w:r>
-    </w:p>
-    <w:p>
-      <w:pPr>
-        <w:numPr>
-          <w:ilvl w:val="0"/>
-          <w:numId w:val="13"/>
-        </w:numPr>
-        <w:rPr>
-          <w:noProof/>
-        </w:rPr>
-      </w:pPr>
-      <w:r>
-        <w:rPr>
-          <w:noProof/>
-        </w:rPr>
-        <w:t>Collect car details, mileage, and user driving habits.</w:t>
-      </w:r>
-    </w:p>
-    <w:p>
-      <w:pPr>
-        <w:numPr>
-          <w:ilvl w:val="0"/>
-          <w:numId w:val="13"/>
-        </w:numPr>
-        <w:rPr>
-          <w:noProof/>
-        </w:rPr>
-      </w:pPr>
-      <w:r>
-        <w:rPr>
-          <w:noProof/>
-        </w:rPr>
-        <w:t>Auto</w:t>
-      </w:r>
-      <w:r>
-        <w:rPr>
-          <w:noProof/>
-        </w:rPr>
-        <w:noBreakHyphen/>
-        <w:t>generate personalised reminders based on manufacturer guidelines.</w:t>
-      </w:r>
-    </w:p>
-    <w:p>
-      <w:pPr>
-        <w:numPr>
-          <w:ilvl w:val="0"/>
-          <w:numId w:val="13"/>
-        </w:numPr>
-        <w:rPr>
-          <w:noProof/>
-        </w:rPr>
-      </w:pPr>
-      <w:r>
-        <w:rPr>
-          <w:noProof/>
-        </w:rPr>
-        <w:t>Display upcoming maintenance clearly within the app.</w:t>
-      </w:r>
-    </w:p>
-    <w:p>
-      <w:pPr>
-        <w:numPr>
-          <w:ilvl w:val="0"/>
-          <w:numId w:val="13"/>
-        </w:numPr>
-        <w:rPr>
-          <w:noProof/>
-        </w:rPr>
-      </w:pPr>
-      <w:r>
-        <w:rPr>
-          <w:noProof/>
-        </w:rPr>
-        <w:t>Send alerts via notifications, SMS, and email.</w:t>
-      </w:r>
-    </w:p>
-    <w:p>
-      <w:pPr>
-        <w:numPr>
-          <w:ilvl w:val="0"/>
-          <w:numId w:val="13"/>
-        </w:numPr>
-        <w:rPr>
-          <w:noProof/>
-        </w:rPr>
-      </w:pPr>
-      <w:r>
-        <w:rPr>
-          <w:noProof/>
-        </w:rPr>
-        <w:t>Allow users to edit preferences and update mileage.</w:t>
-      </w:r>
-    </w:p>
-    <w:p>
-      <w:pPr>
-        <w:rPr>
-          <w:b/>
-          <w:bCs/>
-          <w:noProof/>
-        </w:rPr>
-      </w:pPr>
-      <w:r>
-        <w:rPr>
-          <w:b/>
-          <w:bCs/>
-          <w:noProof/>
-        </w:rPr>
-        <w:t>Service Centre Locator &amp; Booking</w:t>
-      </w:r>
-    </w:p>
-    <w:p>
-      <w:pPr>
-        <w:numPr>
-          <w:ilvl w:val="0"/>
-          <w:numId w:val="33"/>
-        </w:numPr>
-        <w:rPr>
-          <w:noProof/>
-        </w:rPr>
-      </w:pPr>
-      <w:r>
-        <w:rPr>
-          <w:noProof/>
-        </w:rPr>
-        <w:t>Integrate GPS to identify nearby garages.</w:t>
-      </w:r>
-    </w:p>
-    <w:p>
-      <w:pPr>
-        <w:numPr>
-          <w:ilvl w:val="0"/>
-          <w:numId w:val="33"/>
-        </w:numPr>
-        <w:rPr>
-          <w:noProof/>
-        </w:rPr>
-      </w:pPr>
-      <w:r>
-        <w:rPr>
-          <w:noProof/>
-        </w:rPr>
-        <w:t>Display prices, reviews, ratings, and available times.</w:t>
-      </w:r>
-    </w:p>
-    <w:p>
-      <w:pPr>
-        <w:numPr>
-          <w:ilvl w:val="0"/>
-          <w:numId w:val="33"/>
-        </w:numPr>
-        <w:rPr>
-          <w:noProof/>
-        </w:rPr>
-      </w:pPr>
-      <w:r>
-        <w:rPr>
-          <w:noProof/>
-        </w:rPr>
-        <w:t>Provide a simple booking form with confirmation reminders.</w:t>
-      </w:r>
-    </w:p>
-    <w:p>
-      <w:pPr>
-        <w:numPr>
-          <w:ilvl w:val="0"/>
-          <w:numId w:val="33"/>
-        </w:numPr>
-        <w:rPr>
-          <w:noProof/>
-        </w:rPr>
-      </w:pPr>
-      <w:r>
-        <w:rPr>
-          <w:noProof/>
-        </w:rPr>
-        <w:t>Sync appointments automatically to the user’s device calendar.</w:t>
-      </w:r>
-    </w:p>
-    <w:p>
-      <w:pPr>
-        <w:rPr>
-          <w:b/>
-          <w:bCs/>
-          <w:noProof/>
-        </w:rPr>
-      </w:pPr>
-      <w:r>
-        <w:rPr>
-          <w:b/>
-          <w:bCs/>
-          <w:noProof/>
-        </w:rPr>
-        <w:t>Digital Service Logbook</w:t>
-      </w:r>
-    </w:p>
-    <w:p>
-      <w:pPr>
-        <w:numPr>
-          <w:ilvl w:val="0"/>
-          <w:numId w:val="34"/>
-        </w:numPr>
-        <w:rPr>
-          <w:noProof/>
-        </w:rPr>
-      </w:pPr>
-      <w:r>
-        <w:rPr>
-          <w:noProof/>
-        </w:rPr>
-        <w:t>Store all servicing and maintenance events automatically.</w:t>
-      </w:r>
-    </w:p>
-    <w:p>
-      <w:pPr>
-        <w:numPr>
-          <w:ilvl w:val="0"/>
-          <w:numId w:val="34"/>
-        </w:numPr>
-        <w:rPr>
-          <w:noProof/>
-        </w:rPr>
-      </w:pPr>
-      <w:r>
-        <w:rPr>
-          <w:noProof/>
-        </w:rPr>
-        <w:t>Include technician notes, parts replaced, warranty details.</w:t>
-      </w:r>
-    </w:p>
-    <w:p>
-      <w:pPr>
-        <w:numPr>
-          <w:ilvl w:val="0"/>
-          <w:numId w:val="34"/>
-        </w:numPr>
-        <w:rPr>
-          <w:noProof/>
-        </w:rPr>
-      </w:pPr>
-      <w:r>
-        <w:rPr>
-          <w:noProof/>
-        </w:rPr>
-        <w:t>Allow sharing and downloading of records.</w:t>
-      </w:r>
-    </w:p>
-    <w:p>
-      <w:pPr>
-        <w:numPr>
-          <w:ilvl w:val="0"/>
-          <w:numId w:val="34"/>
-        </w:numPr>
-        <w:rPr>
-          <w:noProof/>
-        </w:rPr>
-      </w:pPr>
-      <w:r>
-        <w:rPr>
-          <w:noProof/>
-        </w:rPr>
-        <w:t>Secure cloud storage accessible across devices.</w:t>
-      </w:r>
-    </w:p>
-    <w:p>
-      <w:pPr>
-        <w:rPr>
-          <w:noProof/>
-        </w:rPr>
-      </w:pPr>
-    </w:p>
-    <w:p>
-      <w:pPr>
-        <w:pStyle w:val="Heading2"/>
-        <w:rPr>
-          <w:noProof/>
-        </w:rPr>
-      </w:pPr>
-      <w:r>
-        <w:rPr>
-          <w:noProof/>
-        </w:rPr>
-        <w:t>5. Client and User Needs</w:t>
-      </w:r>
-    </w:p>
-    <w:p>
-      <w:pPr>
-        <w:rPr>
-          <w:noProof/>
-        </w:rPr>
-      </w:pPr>
-      <w:r>
-        <w:rPr>
-          <w:noProof/>
-        </w:rPr>
-        <w:t>AutoServe Innovations wants a system that makes car maintenance simple and stress</w:t>
-      </w:r>
-      <w:r>
-        <w:rPr>
-          <w:noProof/>
-        </w:rPr>
-        <w:noBreakHyphen/>
-        <w:t>free while improving engagement through a mobile app.</w:t>
-      </w:r>
-    </w:p>
-    <w:p>
-      <w:pPr>
-        <w:rPr>
-          <w:b/>
-          <w:bCs/>
-          <w:noProof/>
-        </w:rPr>
-      </w:pPr>
-      <w:r>
-        <w:rPr>
-          <w:b/>
-          <w:bCs/>
-          <w:noProof/>
-        </w:rPr>
-        <w:t>Key User Groups</w:t>
-      </w:r>
-    </w:p>
-    <w:p>
-      <w:pPr>
-        <w:numPr>
-          <w:ilvl w:val="0"/>
-          <w:numId w:val="35"/>
-        </w:numPr>
-        <w:rPr>
-          <w:noProof/>
-        </w:rPr>
-      </w:pPr>
-      <w:r>
-        <w:rPr>
-          <w:b/>
-          <w:bCs/>
-          <w:noProof/>
-        </w:rPr>
-        <w:t>Older drivers:</w:t>
-      </w:r>
-      <w:r>
-        <w:rPr>
-          <w:noProof/>
-        </w:rPr>
-        <w:t xml:space="preserve"> large text, clear contrast, simple navigation.</w:t>
-      </w:r>
-    </w:p>
-    <w:p>
-      <w:pPr>
-        <w:numPr>
-          <w:ilvl w:val="0"/>
-          <w:numId w:val="35"/>
-        </w:numPr>
-        <w:rPr>
-          <w:noProof/>
-        </w:rPr>
-      </w:pPr>
-      <w:r>
-        <w:rPr>
-          <w:b/>
-          <w:bCs/>
-          <w:noProof/>
-        </w:rPr>
-        <w:t>Busy professionals:</w:t>
-      </w:r>
-      <w:r>
-        <w:rPr>
-          <w:noProof/>
-        </w:rPr>
-        <w:t xml:space="preserve"> quick booking, fast reminders, mobile</w:t>
-      </w:r>
-      <w:r>
-        <w:rPr>
-          <w:noProof/>
-        </w:rPr>
-        <w:noBreakHyphen/>
-        <w:t>friendly workflow.</w:t>
-      </w:r>
-    </w:p>
-    <w:p>
-      <w:pPr>
-        <w:numPr>
-          <w:ilvl w:val="0"/>
-          <w:numId w:val="35"/>
-        </w:numPr>
-        <w:rPr>
-          <w:noProof/>
-        </w:rPr>
-      </w:pPr>
-      <w:r>
-        <w:rPr>
-          <w:b/>
-          <w:bCs/>
-          <w:noProof/>
-        </w:rPr>
-        <w:t>Car enthusiasts:</w:t>
-      </w:r>
-      <w:r>
-        <w:rPr>
-          <w:noProof/>
-        </w:rPr>
-        <w:t xml:space="preserve"> detailed logs, insights, and technical history.</w:t>
-      </w:r>
-    </w:p>
-    <w:p>
-      <w:pPr>
-        <w:numPr>
-          <w:ilvl w:val="0"/>
-          <w:numId w:val="35"/>
-        </w:numPr>
-        <w:rPr>
-          <w:noProof/>
-        </w:rPr>
-      </w:pPr>
-      <w:r>
-        <w:rPr>
-          <w:b/>
-          <w:bCs/>
-          <w:noProof/>
-        </w:rPr>
-        <w:t>Disabled users:</w:t>
-      </w:r>
-      <w:r>
-        <w:rPr>
-          <w:noProof/>
-        </w:rPr>
-        <w:t xml:space="preserve"> screen reader compatibility, clear labels, adjustable text/contrast.</w:t>
-      </w:r>
-    </w:p>
-    <w:p>
-      <w:pPr>
-        <w:numPr>
-          <w:ilvl w:val="0"/>
-          <w:numId w:val="35"/>
-        </w:numPr>
-        <w:rPr>
-          <w:noProof/>
-        </w:rPr>
-      </w:pPr>
-      <w:r>
-        <w:rPr>
-          <w:b/>
-          <w:bCs/>
-          <w:noProof/>
-        </w:rPr>
-        <w:t>Tech</w:t>
-      </w:r>
-      <w:r>
-        <w:rPr>
-          <w:b/>
-          <w:bCs/>
-          <w:noProof/>
-        </w:rPr>
-        <w:noBreakHyphen/>
-        <w:t>savvy users:</w:t>
-      </w:r>
-      <w:r>
-        <w:rPr>
-          <w:noProof/>
-        </w:rPr>
-        <w:t xml:space="preserve"> modern interface, real</w:t>
-      </w:r>
-      <w:r>
-        <w:rPr>
-          <w:noProof/>
-        </w:rPr>
-        <w:noBreakHyphen/>
-        <w:t>time updates, personalised recommendations.</w:t>
-      </w:r>
-      <w:r>
-        <w:rPr>
-          <w:noProof/>
-        </w:rPr>
-        <w:br w:type="page"/>
-      </w:r>
-    </w:p>
-    <w:p>
-      <w:pPr>
-        <w:pStyle w:val="Heading2"/>
-        <w:rPr>
-          <w:noProof/>
-        </w:rPr>
-      </w:pPr>
-      <w:r>
-        <w:rPr>
-          <w:noProof/>
-        </w:rPr>
-        <w:lastRenderedPageBreak/>
-        <w:t>6. Mitigating Potential Risks</w:t>
-      </w:r>
-    </w:p>
-    <w:p>
-      <w:pPr>
-        <w:rPr>
-          <w:b/>
-          <w:bCs/>
-          <w:noProof/>
-        </w:rPr>
-      </w:pPr>
-      <w:r>
-        <w:rPr>
-          <w:b/>
-          <w:bCs/>
-          <w:noProof/>
-        </w:rPr>
-        <w:t>Maintenance Reminders</w:t>
-      </w:r>
-    </w:p>
-    <w:p>
-      <w:pPr>
-        <w:numPr>
-          <w:ilvl w:val="0"/>
-          <w:numId w:val="36"/>
-        </w:numPr>
-        <w:rPr>
-          <w:noProof/>
-        </w:rPr>
-      </w:pPr>
-      <w:r>
-        <w:rPr>
-          <w:noProof/>
-        </w:rPr>
-        <w:t xml:space="preserve">User Error </w:t>
-      </w:r>
-      <w:r>
-        <w:rPr>
-          <w:noProof/>
-        </w:rPr>
-        <w:t>-&gt;</w:t>
-      </w:r>
-      <w:r>
-        <w:rPr>
-          <w:noProof/>
-        </w:rPr>
-        <w:t xml:space="preserve"> wrong details </w:t>
-      </w:r>
-      <w:r>
-        <w:rPr>
-          <w:noProof/>
-        </w:rPr>
-        <w:t>-&gt;</w:t>
-      </w:r>
-      <w:r>
-        <w:rPr>
-          <w:noProof/>
-        </w:rPr>
-        <w:t xml:space="preserve"> validation checks.</w:t>
-      </w:r>
-    </w:p>
-    <w:p>
-      <w:pPr>
-        <w:numPr>
-          <w:ilvl w:val="0"/>
-          <w:numId w:val="36"/>
-        </w:numPr>
-        <w:rPr>
-          <w:noProof/>
-        </w:rPr>
-      </w:pPr>
-      <w:r>
-        <w:rPr>
-          <w:noProof/>
-        </w:rPr>
-        <w:t>Incorrect / Late reminders → automated testing + monitoring.</w:t>
-      </w:r>
-    </w:p>
-    <w:p>
-      <w:pPr>
-        <w:numPr>
-          <w:ilvl w:val="0"/>
-          <w:numId w:val="36"/>
-        </w:numPr>
-        <w:rPr>
-          <w:noProof/>
-        </w:rPr>
-      </w:pPr>
-      <w:r>
-        <w:rPr>
-          <w:noProof/>
-        </w:rPr>
-        <w:t>Security Risk → RBAC + encryption.</w:t>
-      </w:r>
-    </w:p>
-    <w:p>
-      <w:pPr>
-        <w:rPr>
-          <w:b/>
-          <w:bCs/>
-          <w:noProof/>
-        </w:rPr>
-      </w:pPr>
-      <w:r>
-        <w:rPr>
-          <w:b/>
-          <w:bCs/>
-          <w:noProof/>
-        </w:rPr>
-        <w:t>User Accounts</w:t>
-      </w:r>
-    </w:p>
-    <w:p>
-      <w:pPr>
-        <w:numPr>
-          <w:ilvl w:val="0"/>
-          <w:numId w:val="18"/>
-        </w:numPr>
-        <w:rPr>
-          <w:noProof/>
-        </w:rPr>
-      </w:pPr>
-      <w:r>
-        <w:rPr>
-          <w:noProof/>
-        </w:rPr>
-        <w:t xml:space="preserve">Forgotten passwords </w:t>
-      </w:r>
-      <w:r>
-        <w:rPr>
-          <w:noProof/>
-        </w:rPr>
-        <w:t>-&gt;</w:t>
-      </w:r>
-      <w:r>
-        <w:rPr>
-          <w:noProof/>
-        </w:rPr>
-        <w:t xml:space="preserve"> secure reset processes + 2FA.</w:t>
-      </w:r>
-    </w:p>
-    <w:p>
-      <w:pPr>
-        <w:rPr>
-          <w:b/>
-          <w:bCs/>
-          <w:noProof/>
-        </w:rPr>
-      </w:pPr>
-      <w:r>
-        <w:rPr>
-          <w:b/>
-          <w:bCs/>
-          <w:noProof/>
-        </w:rPr>
-        <w:t>Online Booking</w:t>
-      </w:r>
-    </w:p>
-    <w:p>
-      <w:pPr>
-        <w:numPr>
-          <w:ilvl w:val="0"/>
-          <w:numId w:val="19"/>
-        </w:numPr>
-        <w:rPr>
-          <w:noProof/>
-        </w:rPr>
-      </w:pPr>
-      <w:r>
-        <w:rPr>
-          <w:noProof/>
-        </w:rPr>
-        <w:t xml:space="preserve">Double booking </w:t>
-      </w:r>
-      <w:r>
-        <w:rPr>
-          <w:noProof/>
-        </w:rPr>
-        <w:t>-&gt;</w:t>
-      </w:r>
-      <w:r>
-        <w:rPr>
-          <w:noProof/>
-        </w:rPr>
-        <w:t xml:space="preserve"> real</w:t>
-      </w:r>
-      <w:r>
-        <w:rPr>
-          <w:noProof/>
-        </w:rPr>
-        <w:noBreakHyphen/>
-        <w:t>time synchronisation.</w:t>
-      </w:r>
-    </w:p>
-    <w:p>
-      <w:pPr>
-        <w:numPr>
-          <w:ilvl w:val="0"/>
-          <w:numId w:val="19"/>
-        </w:numPr>
-        <w:rPr>
-          <w:noProof/>
-        </w:rPr>
-      </w:pPr>
-      <w:r>
-        <w:rPr>
-          <w:noProof/>
-        </w:rPr>
-        <w:t xml:space="preserve">Wrong location </w:t>
-      </w:r>
-      <w:r>
-        <w:rPr>
-          <w:noProof/>
-        </w:rPr>
-        <w:t>-&gt;</w:t>
-      </w:r>
-      <w:r>
-        <w:rPr>
-          <w:noProof/>
-        </w:rPr>
-        <w:t xml:space="preserve"> previews + confirmation screens.</w:t>
-      </w:r>
-    </w:p>
-    <w:p>
-      <w:pPr>
-        <w:rPr>
-          <w:b/>
-          <w:bCs/>
-          <w:noProof/>
-        </w:rPr>
-      </w:pPr>
-      <w:r>
-        <w:rPr>
-          <w:b/>
-          <w:bCs/>
-          <w:noProof/>
-        </w:rPr>
-        <w:t>Service Logbook</w:t>
-      </w:r>
-    </w:p>
-    <w:p>
-      <w:pPr>
-        <w:numPr>
-          <w:ilvl w:val="0"/>
-          <w:numId w:val="37"/>
-        </w:numPr>
-        <w:rPr>
-          <w:noProof/>
-        </w:rPr>
-      </w:pPr>
-      <w:r>
-        <w:rPr>
-          <w:noProof/>
-        </w:rPr>
-        <w:t xml:space="preserve">Incorrect entries </w:t>
-      </w:r>
-      <w:r>
-        <w:rPr>
-          <w:noProof/>
-        </w:rPr>
-        <w:t>-&gt;</w:t>
-      </w:r>
-      <w:r>
-        <w:rPr>
-          <w:noProof/>
-        </w:rPr>
-        <w:t xml:space="preserve"> validation prompts.</w:t>
-      </w:r>
-    </w:p>
-    <w:p>
-      <w:pPr>
-        <w:numPr>
-          <w:ilvl w:val="0"/>
-          <w:numId w:val="37"/>
-        </w:numPr>
-        <w:rPr>
-          <w:noProof/>
-        </w:rPr>
-      </w:pPr>
-      <w:r>
-        <w:rPr>
-          <w:noProof/>
-        </w:rPr>
-        <w:t xml:space="preserve">Missing data </w:t>
-      </w:r>
-      <w:r>
-        <w:rPr>
-          <w:noProof/>
-        </w:rPr>
-        <w:t>-&gt;</w:t>
-      </w:r>
-      <w:r>
-        <w:rPr>
-          <w:noProof/>
-        </w:rPr>
-        <w:t xml:space="preserve"> encrypted cloud backups.</w:t>
-      </w:r>
-    </w:p>
-    <w:p>
-      <w:pPr>
-        <w:numPr>
-          <w:ilvl w:val="0"/>
-          <w:numId w:val="37"/>
-        </w:numPr>
-        <w:rPr>
-          <w:noProof/>
-        </w:rPr>
-      </w:pPr>
-      <w:r>
-        <w:rPr>
-          <w:noProof/>
-        </w:rPr>
-        <w:t xml:space="preserve">Unauthorised edits </w:t>
-      </w:r>
-      <w:r>
-        <w:rPr>
-          <w:noProof/>
-        </w:rPr>
-        <w:t>-&gt;</w:t>
-      </w:r>
-      <w:r>
-        <w:rPr>
-          <w:noProof/>
-        </w:rPr>
-        <w:t xml:space="preserve"> tracked changes + restricted access.</w:t>
-      </w:r>
-    </w:p>
-    <w:p>
-      <w:pPr>
-        <w:rPr>
-          <w:b/>
-          <w:bCs/>
-          <w:noProof/>
-        </w:rPr>
-      </w:pPr>
-      <w:r>
-        <w:rPr>
-          <w:b/>
-          <w:bCs/>
-          <w:noProof/>
-        </w:rPr>
-        <w:t>GPS Locator</w:t>
-      </w:r>
-    </w:p>
-    <w:p>
-      <w:pPr>
-        <w:numPr>
-          <w:ilvl w:val="0"/>
-          <w:numId w:val="37"/>
-        </w:numPr>
-        <w:rPr>
-          <w:noProof/>
-        </w:rPr>
-      </w:pPr>
-      <w:r>
-        <w:rPr>
-          <w:noProof/>
-        </w:rPr>
-        <w:t xml:space="preserve">Misreads / outages </w:t>
-      </w:r>
-      <w:r>
-        <w:rPr>
-          <w:noProof/>
-        </w:rPr>
-        <w:t>-&gt;</w:t>
-      </w:r>
-      <w:r>
-        <w:rPr>
-          <w:noProof/>
-        </w:rPr>
-        <w:t xml:space="preserve"> manual postcode search + regular map updates.</w:t>
-      </w:r>
-    </w:p>
-    <w:p>
-      <w:pPr>
-        <w:rPr>
-          <w:b/>
-          <w:bCs/>
-          <w:noProof/>
-        </w:rPr>
-      </w:pPr>
-      <w:r>
-        <w:rPr>
-          <w:b/>
-          <w:bCs/>
-          <w:noProof/>
-        </w:rPr>
-        <w:t>Technical Reliability</w:t>
-      </w:r>
-    </w:p>
-    <w:p>
-      <w:pPr>
-        <w:numPr>
-          <w:ilvl w:val="0"/>
-          <w:numId w:val="37"/>
-        </w:numPr>
-        <w:rPr>
-          <w:noProof/>
-        </w:rPr>
-      </w:pPr>
-      <w:r>
-        <w:rPr>
-          <w:noProof/>
-        </w:rPr>
-        <w:t xml:space="preserve">Reminder failures </w:t>
-      </w:r>
-      <w:r>
-        <w:rPr>
-          <w:noProof/>
-        </w:rPr>
-        <w:t>-&gt;</w:t>
-      </w:r>
-      <w:r>
-        <w:rPr>
-          <w:noProof/>
-        </w:rPr>
-        <w:t xml:space="preserve"> monitoring + redundancy.</w:t>
-      </w:r>
-    </w:p>
-    <w:p>
-      <w:pPr>
-        <w:numPr>
-          <w:ilvl w:val="0"/>
-          <w:numId w:val="37"/>
-        </w:numPr>
-        <w:rPr>
-          <w:noProof/>
-        </w:rPr>
-      </w:pPr>
-      <w:r>
-        <w:rPr>
-          <w:noProof/>
-        </w:rPr>
-        <w:t xml:space="preserve">System downtime </w:t>
-      </w:r>
-      <w:r>
-        <w:rPr>
-          <w:noProof/>
-        </w:rPr>
-        <w:t>-&gt;</w:t>
-      </w:r>
-      <w:r>
-        <w:rPr>
-          <w:noProof/>
-        </w:rPr>
-        <w:t xml:space="preserve"> cloud hosting, load balancing.</w:t>
-      </w:r>
-    </w:p>
-    <w:p>
-      <w:pPr>
-        <w:numPr>
-          <w:ilvl w:val="0"/>
-          <w:numId w:val="37"/>
-        </w:numPr>
-        <w:rPr>
-          <w:noProof/>
-        </w:rPr>
-      </w:pPr>
-      <w:r>
-        <w:rPr>
-          <w:noProof/>
-        </w:rPr>
-        <w:t xml:space="preserve">High traffic </w:t>
-      </w:r>
-      <w:r>
-        <w:rPr>
-          <w:noProof/>
-        </w:rPr>
-        <w:t>-&gt;</w:t>
-      </w:r>
-      <w:r>
-        <w:rPr>
-          <w:noProof/>
-        </w:rPr>
-        <w:t xml:space="preserve"> stress testing + scaling.</w:t>
-      </w:r>
-    </w:p>
-    <w:p>
-      <w:pPr>
-        <w:numPr>
-          <w:ilvl w:val="0"/>
-          <w:numId w:val="37"/>
-        </w:numPr>
-        <w:rPr>
-          <w:noProof/>
-        </w:rPr>
-      </w:pPr>
-      <w:r>
-        <w:rPr>
-          <w:noProof/>
-        </w:rPr>
-        <w:t xml:space="preserve">Data loss </w:t>
-      </w:r>
-      <w:r>
-        <w:rPr>
-          <w:noProof/>
-        </w:rPr>
-        <w:t>-&gt;</w:t>
-      </w:r>
-      <w:r>
-        <w:rPr>
-          <w:noProof/>
-        </w:rPr>
-        <w:t xml:space="preserve"> backups + recovery drills.</w:t>
-      </w:r>
-    </w:p>
-    <w:p>
-      <w:pPr>
-        <w:rPr>
-          <w:rFonts w:asciiTheme="majorHAnsi" w:eastAsiaTheme="majorEastAsia" w:hAnsiTheme="majorHAnsi" w:cstheme="majorBidi"/>
-          <w:noProof/>
-          <w:color w:val="0F4761" w:themeColor="accent1" w:themeShade="BF"/>
-          <w:sz w:val="32"/>
-          <w:szCs w:val="32"/>
-        </w:rPr>
-      </w:pPr>
-      <w:r>
-        <w:rPr>
-          <w:noProof/>
-        </w:rPr>
-        <w:br w:type="page"/>
-      </w:r>
-    </w:p>
-    <w:p>
-      <w:pPr>
-        <w:pStyle w:val="Heading2"/>
-        <w:rPr>
-          <w:noProof/>
-        </w:rPr>
-      </w:pPr>
-      <w:r>
-        <w:rPr>
-          <w:noProof/>
-        </w:rPr>
-        <w:lastRenderedPageBreak/>
-        <w:t>7. Security &amp; Compliance Risks</w:t>
-      </w:r>
-    </w:p>
-    <w:p>
-      <w:pPr>
-        <w:rPr>
-          <w:b/>
-          <w:bCs/>
-          <w:noProof/>
-        </w:rPr>
-      </w:pPr>
-      <w:r>
-        <w:rPr>
-          <w:b/>
-          <w:bCs/>
-          <w:noProof/>
-        </w:rPr>
-        <w:t>Security Features</w:t>
-      </w:r>
-    </w:p>
-    <w:p>
-      <w:pPr>
-        <w:numPr>
-          <w:ilvl w:val="0"/>
-          <w:numId w:val="37"/>
-        </w:numPr>
-        <w:rPr>
-          <w:noProof/>
-        </w:rPr>
-      </w:pPr>
-      <w:r>
-        <w:rPr>
-          <w:noProof/>
-        </w:rPr>
-        <w:t>Encryption, MFA, audits</w:t>
-      </w:r>
-    </w:p>
-    <w:p>
-      <w:pPr>
-        <w:numPr>
-          <w:ilvl w:val="0"/>
-          <w:numId w:val="37"/>
-        </w:numPr>
-        <w:rPr>
-          <w:noProof/>
-        </w:rPr>
-      </w:pPr>
-      <w:r>
-        <w:rPr>
-          <w:noProof/>
-        </w:rPr>
-        <w:t>Preventing unauthorised access</w:t>
-      </w:r>
-    </w:p>
-    <w:p>
-      <w:pPr>
-        <w:numPr>
-          <w:ilvl w:val="0"/>
-          <w:numId w:val="37"/>
-        </w:numPr>
-        <w:rPr>
-          <w:noProof/>
-        </w:rPr>
-      </w:pPr>
-      <w:r>
-        <w:rPr>
-          <w:noProof/>
-        </w:rPr>
-        <w:t>Ensuring strong infrastructure</w:t>
-      </w:r>
-    </w:p>
-    <w:p>
-      <w:pPr>
-        <w:numPr>
-          <w:ilvl w:val="0"/>
-          <w:numId w:val="37"/>
-        </w:numPr>
-        <w:rPr>
-          <w:noProof/>
-        </w:rPr>
-      </w:pPr>
-      <w:r>
-        <w:rPr>
-          <w:noProof/>
-        </w:rPr>
-        <w:t>GDPR compliance</w:t>
-      </w:r>
-    </w:p>
-    <w:p>
-      <w:pPr>
-        <w:numPr>
-          <w:ilvl w:val="0"/>
-          <w:numId w:val="37"/>
-        </w:numPr>
-        <w:rPr>
-          <w:noProof/>
-        </w:rPr>
-      </w:pPr>
-      <w:r>
-        <w:rPr>
-          <w:noProof/>
-        </w:rPr>
-        <w:t>Accessibility compliance</w:t>
-      </w:r>
-    </w:p>
-    <w:p>
-      <w:pPr>
-        <w:rPr>
-          <w:b/>
-          <w:bCs/>
-          <w:noProof/>
-        </w:rPr>
-      </w:pPr>
-      <w:r>
-        <w:rPr>
-          <w:b/>
-          <w:bCs/>
-          <w:noProof/>
-        </w:rPr>
-        <w:t>Legal Requirements</w:t>
-      </w:r>
-    </w:p>
-    <w:p>
-      <w:pPr>
-        <w:numPr>
-          <w:ilvl w:val="0"/>
-          <w:numId w:val="37"/>
-        </w:numPr>
-        <w:rPr>
-          <w:noProof/>
-        </w:rPr>
-      </w:pPr>
-      <w:r>
-        <w:rPr>
-          <w:b/>
-          <w:bCs/>
-          <w:noProof/>
-        </w:rPr>
-        <w:t>Equality Act 2010</w:t>
-      </w:r>
-      <w:r>
-        <w:rPr>
-          <w:noProof/>
-        </w:rPr>
-        <w:t xml:space="preserve"> – ensures inclusive access for disabled users.</w:t>
-      </w:r>
-    </w:p>
-    <w:p>
-      <w:pPr>
-        <w:numPr>
-          <w:ilvl w:val="0"/>
-          <w:numId w:val="37"/>
-        </w:numPr>
-        <w:rPr>
-          <w:noProof/>
-        </w:rPr>
-      </w:pPr>
-      <w:r>
-        <w:rPr>
-          <w:b/>
-          <w:bCs/>
-          <w:noProof/>
-        </w:rPr>
-        <w:t>Consumer Rights Act 2015</w:t>
-      </w:r>
-      <w:r>
-        <w:rPr>
-          <w:noProof/>
-        </w:rPr>
-        <w:t xml:space="preserve"> – guarantees fair pricing and transparency.</w:t>
-      </w:r>
-    </w:p>
-    <w:p>
-      <w:pPr>
-        <w:numPr>
-          <w:ilvl w:val="0"/>
-          <w:numId w:val="37"/>
-        </w:numPr>
-        <w:rPr>
-          <w:noProof/>
-        </w:rPr>
-      </w:pPr>
-      <w:r>
-        <w:rPr>
-          <w:b/>
-          <w:bCs/>
-          <w:noProof/>
-        </w:rPr>
-        <w:t>PCI</w:t>
-      </w:r>
-      <w:r>
-        <w:rPr>
-          <w:b/>
-          <w:bCs/>
-          <w:noProof/>
-        </w:rPr>
-        <w:noBreakHyphen/>
-        <w:t>DSS</w:t>
-      </w:r>
-      <w:r>
-        <w:rPr>
-          <w:noProof/>
-        </w:rPr>
-        <w:t xml:space="preserve"> – required for safe payment processing.</w:t>
-      </w:r>
-    </w:p>
-    <w:p>
-      <w:pPr>
-        <w:numPr>
-          <w:ilvl w:val="0"/>
-          <w:numId w:val="37"/>
-        </w:numPr>
-        <w:rPr>
-          <w:noProof/>
-        </w:rPr>
-      </w:pPr>
-      <w:r>
-        <w:rPr>
-          <w:b/>
-          <w:bCs/>
-          <w:noProof/>
-        </w:rPr>
-        <w:t>Intellectual Property &amp; Licensing</w:t>
-      </w:r>
-      <w:r>
-        <w:rPr>
-          <w:noProof/>
-        </w:rPr>
-        <w:t xml:space="preserve"> – prevents copyright issues with third</w:t>
-      </w:r>
-      <w:r>
-        <w:rPr>
-          <w:noProof/>
-        </w:rPr>
-        <w:noBreakHyphen/>
-        <w:t>party content.</w:t>
-      </w:r>
-    </w:p>
-    <w:p>
-      <w:pPr>
-        <w:ind w:left="720"/>
-        <w:rPr>
-          <w:noProof/>
-        </w:rPr>
-      </w:pPr>
-    </w:p>
-    <w:p>
-      <w:pPr>
-        <w:pStyle w:val="Heading2"/>
-        <w:rPr>
-          <w:noProof/>
-        </w:rPr>
-      </w:pPr>
-      <w:r>
-        <w:rPr>
-          <w:noProof/>
-        </w:rPr>
-        <w:t>8. System Requirements</w:t>
-      </w:r>
-    </w:p>
-    <w:p>
-      <w:pPr>
-        <w:rPr>
-          <w:b/>
-          <w:bCs/>
-          <w:noProof/>
-        </w:rPr>
-      </w:pPr>
-      <w:r>
-        <w:rPr>
-          <w:b/>
-          <w:bCs/>
-          <w:noProof/>
-        </w:rPr>
-        <w:t>Functional</w:t>
-      </w:r>
-    </w:p>
-    <w:p>
-      <w:pPr>
-        <w:numPr>
-          <w:ilvl w:val="0"/>
-          <w:numId w:val="25"/>
-        </w:numPr>
-        <w:rPr>
-          <w:noProof/>
-        </w:rPr>
-      </w:pPr>
-      <w:r>
-        <w:rPr>
-          <w:noProof/>
-        </w:rPr>
-        <w:t>User Login – secure access to account/vehicle data.</w:t>
-      </w:r>
-    </w:p>
-    <w:p>
-      <w:pPr>
-        <w:numPr>
-          <w:ilvl w:val="0"/>
-          <w:numId w:val="25"/>
-        </w:numPr>
-        <w:rPr>
-          <w:noProof/>
-        </w:rPr>
-      </w:pPr>
-      <w:r>
-        <w:rPr>
-          <w:noProof/>
-        </w:rPr>
-        <w:t>Booking Management – book/edit/cancel appointments.</w:t>
-      </w:r>
-    </w:p>
-    <w:p>
-      <w:pPr>
-        <w:numPr>
-          <w:ilvl w:val="0"/>
-          <w:numId w:val="25"/>
-        </w:numPr>
-        <w:rPr>
-          <w:noProof/>
-        </w:rPr>
-      </w:pPr>
-      <w:r>
-        <w:rPr>
-          <w:noProof/>
-        </w:rPr>
-        <w:t>Reminder Scheduling – personalised alerts.</w:t>
-      </w:r>
-    </w:p>
-    <w:p>
-      <w:pPr>
-        <w:numPr>
-          <w:ilvl w:val="0"/>
-          <w:numId w:val="25"/>
-        </w:numPr>
-        <w:rPr>
-          <w:noProof/>
-        </w:rPr>
-      </w:pPr>
-      <w:r>
-        <w:rPr>
-          <w:noProof/>
-        </w:rPr>
-        <w:t>Service Logbook – full maintenance history.</w:t>
-      </w:r>
-    </w:p>
-    <w:p>
-      <w:pPr>
-        <w:rPr>
-          <w:b/>
-          <w:bCs/>
-          <w:noProof/>
-        </w:rPr>
-      </w:pPr>
-      <w:r>
-        <w:rPr>
-          <w:b/>
-          <w:bCs/>
-          <w:noProof/>
-        </w:rPr>
-        <w:t>Non</w:t>
-      </w:r>
-      <w:r>
-        <w:rPr>
-          <w:b/>
-          <w:bCs/>
-          <w:noProof/>
-        </w:rPr>
-        <w:noBreakHyphen/>
-        <w:t>Functional</w:t>
-      </w:r>
-    </w:p>
-    <w:p>
-      <w:pPr>
-        <w:rPr>
-          <w:noProof/>
-        </w:rPr>
-      </w:pPr>
-      <w:r>
-        <w:rPr>
-          <w:noProof/>
-        </w:rPr>
-        <w:t>(from your original risk + reliability sections)</w:t>
-      </w:r>
-    </w:p>
-    <w:p>
-      <w:pPr>
-        <w:numPr>
-          <w:ilvl w:val="0"/>
-          <w:numId w:val="37"/>
-        </w:numPr>
-        <w:rPr>
-          <w:noProof/>
-        </w:rPr>
-      </w:pPr>
-      <w:r>
-        <w:rPr>
-          <w:noProof/>
-        </w:rPr>
-        <w:t>High availability: 99.9% uptime</w:t>
-      </w:r>
-    </w:p>
-    <w:p>
-      <w:pPr>
-        <w:numPr>
-          <w:ilvl w:val="0"/>
-          <w:numId w:val="37"/>
-        </w:numPr>
-        <w:rPr>
-          <w:noProof/>
-        </w:rPr>
-      </w:pPr>
-      <w:r>
-        <w:rPr>
-          <w:noProof/>
-        </w:rPr>
-        <w:t>Strong security: encryption, RBAC</w:t>
-      </w:r>
-    </w:p>
-    <w:p>
-      <w:pPr>
-        <w:numPr>
-          <w:ilvl w:val="0"/>
-          <w:numId w:val="37"/>
-        </w:numPr>
-        <w:rPr>
-          <w:noProof/>
-        </w:rPr>
-      </w:pPr>
-      <w:r>
-        <w:rPr>
-          <w:noProof/>
-        </w:rPr>
-        <w:t>Fast performance, scalable infrastructure</w:t>
-      </w:r>
-    </w:p>
-    <w:p>
-      <w:pPr>
-        <w:numPr>
-          <w:ilvl w:val="0"/>
-          <w:numId w:val="37"/>
-        </w:numPr>
-        <w:rPr>
-          <w:noProof/>
-        </w:rPr>
-      </w:pPr>
-      <w:r>
-        <w:rPr>
-          <w:noProof/>
-        </w:rPr>
-        <w:t>Accessibility compliance (WCAG)</w:t>
-      </w:r>
-    </w:p>
-    <w:p>
-      <w:pPr>
-        <w:rPr>
-          <w:noProof/>
-        </w:rPr>
-      </w:pPr>
-    </w:p>
-    <w:p>
-      <w:pPr>
-        <w:pStyle w:val="Heading2"/>
-        <w:rPr>
-          <w:noProof/>
-        </w:rPr>
-      </w:pPr>
-      <w:r>
-        <w:rPr>
-          <w:noProof/>
-        </w:rPr>
-        <w:lastRenderedPageBreak/>
-        <w:t>9. Key Performance Indicators (KPIs)</w:t>
-      </w:r>
-    </w:p>
-    <w:p>
-      <w:pPr>
-        <w:numPr>
-          <w:ilvl w:val="0"/>
-          <w:numId w:val="37"/>
-        </w:numPr>
-        <w:rPr>
-          <w:noProof/>
-        </w:rPr>
-      </w:pPr>
-      <w:r>
-        <w:rPr>
-          <w:b/>
-          <w:bCs/>
-          <w:noProof/>
-        </w:rPr>
-        <w:t>Reminder Accuracy:</w:t>
-      </w:r>
-      <w:r>
-        <w:rPr>
-          <w:noProof/>
-        </w:rPr>
-        <w:t xml:space="preserve"> 90% within 4 months</w:t>
-      </w:r>
-    </w:p>
-    <w:p>
-      <w:pPr>
-        <w:numPr>
-          <w:ilvl w:val="0"/>
-          <w:numId w:val="37"/>
-        </w:numPr>
-        <w:rPr>
-          <w:noProof/>
-        </w:rPr>
-      </w:pPr>
-      <w:r>
-        <w:rPr>
-          <w:b/>
-          <w:bCs/>
-          <w:noProof/>
-        </w:rPr>
-        <w:t>Engagement Rate:</w:t>
-      </w:r>
-      <w:r>
-        <w:rPr>
-          <w:noProof/>
-        </w:rPr>
-        <w:t xml:space="preserve"> +35% in 6 months</w:t>
-      </w:r>
-    </w:p>
-    <w:p>
-      <w:pPr>
-        <w:numPr>
-          <w:ilvl w:val="0"/>
-          <w:numId w:val="37"/>
-        </w:numPr>
-        <w:rPr>
-          <w:noProof/>
-        </w:rPr>
-      </w:pPr>
-      <w:r>
-        <w:rPr>
-          <w:b/>
-          <w:bCs/>
-          <w:noProof/>
-        </w:rPr>
-        <w:t>Booking Completion:</w:t>
-      </w:r>
-      <w:r>
-        <w:rPr>
-          <w:noProof/>
-        </w:rPr>
-        <w:t xml:space="preserve"> 20% conversion</w:t>
-      </w:r>
-    </w:p>
-    <w:p>
-      <w:pPr>
-        <w:numPr>
-          <w:ilvl w:val="0"/>
-          <w:numId w:val="37"/>
-        </w:numPr>
-        <w:rPr>
-          <w:noProof/>
-        </w:rPr>
-      </w:pPr>
-      <w:r>
-        <w:rPr>
-          <w:b/>
-          <w:bCs/>
-          <w:noProof/>
-        </w:rPr>
-        <w:t>Load Time:</w:t>
-      </w:r>
-      <w:r>
-        <w:rPr>
-          <w:noProof/>
-        </w:rPr>
-        <w:t xml:space="preserve"> &lt;2.5 seconds</w:t>
-      </w:r>
-    </w:p>
-    <w:p>
-      <w:pPr>
-        <w:numPr>
-          <w:ilvl w:val="0"/>
-          <w:numId w:val="37"/>
-        </w:numPr>
-        <w:rPr>
-          <w:noProof/>
-        </w:rPr>
-      </w:pPr>
-      <w:r>
-        <w:rPr>
-          <w:b/>
-          <w:bCs/>
-          <w:noProof/>
-        </w:rPr>
-        <w:t>System Uptime:</w:t>
-      </w:r>
-      <w:r>
-        <w:rPr>
-          <w:noProof/>
-        </w:rPr>
-        <w:t xml:space="preserve"> 99.9%</w:t>
-      </w:r>
-    </w:p>
-    <w:p>
-      <w:pPr>
-        <w:numPr>
-          <w:ilvl w:val="0"/>
-          <w:numId w:val="37"/>
-        </w:numPr>
-        <w:rPr>
-          <w:noProof/>
-        </w:rPr>
-      </w:pPr>
-      <w:r>
-        <w:rPr>
-          <w:b/>
-          <w:bCs/>
-          <w:noProof/>
-        </w:rPr>
-        <w:t>Retention/Loyalty:</w:t>
-      </w:r>
-      <w:r>
-        <w:rPr>
-          <w:noProof/>
-        </w:rPr>
-        <w:t xml:space="preserve"> +15% in 6 months</w:t>
-      </w:r>
-    </w:p>
-    <w:p>
-      <w:pPr>
-        <w:rPr>
-          <w:noProof/>
-        </w:rPr>
-      </w:pPr>
-    </w:p>
-    <w:p>
-      <w:pPr>
-        <w:rPr>
-          <w:noProof/>
-        </w:rPr>
-      </w:pPr>
-    </w:p>
-    <w:p>
-      <w:pPr>
-        <w:pStyle w:val="Heading2"/>
-        <w:rPr>
-          <w:noProof/>
-        </w:rPr>
-      </w:pPr>
-      <w:r>
-        <w:rPr>
-          <w:noProof/>
-        </w:rPr>
-        <w:t>10. User Acceptance Criteria (UAC)</w:t>
-      </w:r>
-    </w:p>
-    <w:p>
-      <w:pPr>
-        <w:rPr>
-          <w:b/>
-          <w:bCs/>
-          <w:noProof/>
-        </w:rPr>
-      </w:pPr>
-      <w:r>
-        <w:rPr>
-          <w:b/>
-          <w:bCs/>
-          <w:noProof/>
-        </w:rPr>
-        <w:t>Maintenance Schedule</w:t>
-      </w:r>
-    </w:p>
-    <w:p>
-      <w:pPr>
-        <w:numPr>
-          <w:ilvl w:val="0"/>
-          <w:numId w:val="37"/>
-        </w:numPr>
-        <w:rPr>
-          <w:noProof/>
-        </w:rPr>
-      </w:pPr>
-      <w:r>
-        <w:rPr>
-          <w:noProof/>
-        </w:rPr>
-        <w:t>Accurate reminders</w:t>
-      </w:r>
-    </w:p>
-    <w:p>
-      <w:pPr>
-        <w:numPr>
-          <w:ilvl w:val="0"/>
-          <w:numId w:val="37"/>
-        </w:numPr>
-        <w:rPr>
-          <w:noProof/>
-        </w:rPr>
-      </w:pPr>
-      <w:r>
-        <w:rPr>
-          <w:noProof/>
-        </w:rPr>
-        <w:t>Editable preferences</w:t>
-      </w:r>
-    </w:p>
-    <w:p>
-      <w:pPr>
-        <w:numPr>
-          <w:ilvl w:val="0"/>
-          <w:numId w:val="37"/>
-        </w:numPr>
-        <w:rPr>
-          <w:noProof/>
-        </w:rPr>
-      </w:pPr>
-      <w:r>
-        <w:rPr>
-          <w:noProof/>
-        </w:rPr>
-        <w:t>Clear notifications</w:t>
-      </w:r>
-    </w:p>
-    <w:p>
-      <w:pPr>
-        <w:rPr>
-          <w:b/>
-          <w:bCs/>
-          <w:noProof/>
-        </w:rPr>
-      </w:pPr>
-      <w:r>
-        <w:rPr>
-          <w:b/>
-          <w:bCs/>
-          <w:noProof/>
-        </w:rPr>
-        <w:t>Service Centre Locator</w:t>
-      </w:r>
-    </w:p>
-    <w:p>
-      <w:pPr>
-        <w:numPr>
-          <w:ilvl w:val="0"/>
-          <w:numId w:val="37"/>
-        </w:numPr>
-        <w:rPr>
-          <w:noProof/>
-        </w:rPr>
-      </w:pPr>
-      <w:r>
-        <w:rPr>
-          <w:noProof/>
-        </w:rPr>
-        <w:t>Accurate GPS</w:t>
-      </w:r>
-    </w:p>
-    <w:p>
-      <w:pPr>
-        <w:numPr>
-          <w:ilvl w:val="0"/>
-          <w:numId w:val="37"/>
-        </w:numPr>
-        <w:rPr>
-          <w:noProof/>
-        </w:rPr>
-      </w:pPr>
-      <w:r>
-        <w:rPr>
-          <w:noProof/>
-        </w:rPr>
-        <w:t>View garages + availability</w:t>
-      </w:r>
-    </w:p>
-    <w:p>
-      <w:pPr>
-        <w:numPr>
-          <w:ilvl w:val="0"/>
-          <w:numId w:val="37"/>
-        </w:numPr>
-        <w:rPr>
-          <w:noProof/>
-        </w:rPr>
-      </w:pPr>
-      <w:r>
-        <w:rPr>
-          <w:noProof/>
-        </w:rPr>
-        <w:t>Smooth booking</w:t>
-      </w:r>
-    </w:p>
-    <w:p>
-      <w:pPr>
-        <w:rPr>
-          <w:b/>
-          <w:bCs/>
-          <w:noProof/>
-        </w:rPr>
-      </w:pPr>
-      <w:r>
-        <w:rPr>
-          <w:b/>
-          <w:bCs/>
-          <w:noProof/>
-        </w:rPr>
-        <w:t>Logbook</w:t>
-      </w:r>
-    </w:p>
-    <w:p>
-      <w:pPr>
-        <w:numPr>
-          <w:ilvl w:val="0"/>
-          <w:numId w:val="37"/>
-        </w:numPr>
-        <w:rPr>
-          <w:noProof/>
-        </w:rPr>
-      </w:pPr>
-      <w:r>
-        <w:rPr>
-          <w:noProof/>
-        </w:rPr>
-        <w:t>Full history view</w:t>
-      </w:r>
-    </w:p>
-    <w:p>
-      <w:pPr>
-        <w:numPr>
-          <w:ilvl w:val="0"/>
-          <w:numId w:val="37"/>
-        </w:numPr>
-        <w:rPr>
-          <w:noProof/>
-        </w:rPr>
-      </w:pPr>
-      <w:r>
-        <w:rPr>
-          <w:noProof/>
-        </w:rPr>
-        <w:t>Secure and fast loading</w:t>
-      </w:r>
-    </w:p>
-    <w:p>
-      <w:pPr>
-        <w:rPr>
-          <w:b/>
-          <w:bCs/>
-          <w:noProof/>
-        </w:rPr>
-      </w:pPr>
-      <w:r>
-        <w:rPr>
-          <w:b/>
-          <w:bCs/>
-          <w:noProof/>
         </w:rPr>
         <w:t>Navigation</w:t>
       </w:r>
+      <w:r>
+        <w:br/>
+        <w:t>All features should be accessible within three taps. Layouts must remain consistent, and full screen</w:t>
+      </w:r>
+      <w:r>
+        <w:noBreakHyphen/>
+        <w:t>reader compatibility must be supported.</w:t>
+      </w:r>
     </w:p>
-    <w:p>
-      <w:pPr>
-        <w:numPr>
-          <w:ilvl w:val="0"/>
-          <w:numId w:val="37"/>
-        </w:numPr>
-        <w:rPr>
-          <w:noProof/>
-        </w:rPr>
-      </w:pPr>
-      <w:r>
-        <w:rPr>
-          <w:noProof/>
-        </w:rPr>
-        <w:t>Any feature within 3 taps</w:t>
-      </w:r>
-    </w:p>
-    <w:p>
-      <w:pPr>
-        <w:numPr>
-          <w:ilvl w:val="0"/>
-          <w:numId w:val="37"/>
-        </w:numPr>
-        <w:rPr>
-          <w:noProof/>
-        </w:rPr>
-      </w:pPr>
-      <w:r>
-        <w:rPr>
-          <w:noProof/>
-        </w:rPr>
-        <w:t>Accurate search</w:t>
-      </w:r>
-    </w:p>
-    <w:p>
-      <w:pPr>
-        <w:numPr>
-          <w:ilvl w:val="0"/>
-          <w:numId w:val="37"/>
-        </w:numPr>
-        <w:rPr>
-          <w:noProof/>
-        </w:rPr>
-      </w:pPr>
-      <w:r>
-        <w:rPr>
-          <w:noProof/>
-        </w:rPr>
-        <w:t>Consistent mobile layout</w:t>
-      </w:r>
-    </w:p>
-    <w:p/>
     <w:sectPr>
       <w:pgSz w:w="11906" w:h="16838"/>
       <w:pgMar w:top="1440" w:right="1440" w:bottom="1440" w:left="1440" w:header="708" w:footer="708" w:gutter="0"/>
@@ -3277,6 +1719,118 @@
     </w:lvl>
   </w:abstractNum>
   <w:abstractNum w:abstractNumId="5" w15:restartNumberingAfterBreak="0">
+    <w:nsid w:val="12E1757E"/>
+    <w:multiLevelType w:val="hybridMultilevel"/>
+    <w:tmpl w:val="0874C884"/>
+    <w:lvl w:ilvl="0" w:tplc="225218E0">
+      <w:numFmt w:val="bullet"/>
+      <w:lvlText w:val="•"/>
+      <w:lvlJc w:val="left"/>
+      <w:pPr>
+        <w:ind w:left="720" w:hanging="360"/>
+      </w:pPr>
+      <w:rPr>
+        <w:rFonts w:ascii="Aptos" w:eastAsiaTheme="minorHAnsi" w:hAnsi="Aptos" w:cstheme="minorBidi" w:hint="default"/>
+      </w:rPr>
+    </w:lvl>
+    <w:lvl w:ilvl="1" w:tplc="08090003" w:tentative="1">
+      <w:start w:val="1"/>
+      <w:numFmt w:val="bullet"/>
+      <w:lvlText w:val="o"/>
+      <w:lvlJc w:val="left"/>
+      <w:pPr>
+        <w:ind w:left="1440" w:hanging="360"/>
+      </w:pPr>
+      <w:rPr>
+        <w:rFonts w:ascii="Courier New" w:hAnsi="Courier New" w:cs="Courier New" w:hint="default"/>
+      </w:rPr>
+    </w:lvl>
+    <w:lvl w:ilvl="2" w:tplc="08090005" w:tentative="1">
+      <w:start w:val="1"/>
+      <w:numFmt w:val="bullet"/>
+      <w:lvlText w:val=""/>
+      <w:lvlJc w:val="left"/>
+      <w:pPr>
+        <w:ind w:left="2160" w:hanging="360"/>
+      </w:pPr>
+      <w:rPr>
+        <w:rFonts w:ascii="Wingdings" w:hAnsi="Wingdings" w:hint="default"/>
+      </w:rPr>
+    </w:lvl>
+    <w:lvl w:ilvl="3" w:tplc="08090001" w:tentative="1">
+      <w:start w:val="1"/>
+      <w:numFmt w:val="bullet"/>
+      <w:lvlText w:val=""/>
+      <w:lvlJc w:val="left"/>
+      <w:pPr>
+        <w:ind w:left="2880" w:hanging="360"/>
+      </w:pPr>
+      <w:rPr>
+        <w:rFonts w:ascii="Symbol" w:hAnsi="Symbol" w:hint="default"/>
+      </w:rPr>
+    </w:lvl>
+    <w:lvl w:ilvl="4" w:tplc="08090003" w:tentative="1">
+      <w:start w:val="1"/>
+      <w:numFmt w:val="bullet"/>
+      <w:lvlText w:val="o"/>
+      <w:lvlJc w:val="left"/>
+      <w:pPr>
+        <w:ind w:left="3600" w:hanging="360"/>
+      </w:pPr>
+      <w:rPr>
+        <w:rFonts w:ascii="Courier New" w:hAnsi="Courier New" w:cs="Courier New" w:hint="default"/>
+      </w:rPr>
+    </w:lvl>
+    <w:lvl w:ilvl="5" w:tplc="08090005" w:tentative="1">
+      <w:start w:val="1"/>
+      <w:numFmt w:val="bullet"/>
+      <w:lvlText w:val=""/>
+      <w:lvlJc w:val="left"/>
+      <w:pPr>
+        <w:ind w:left="4320" w:hanging="360"/>
+      </w:pPr>
+      <w:rPr>
+        <w:rFonts w:ascii="Wingdings" w:hAnsi="Wingdings" w:hint="default"/>
+      </w:rPr>
+    </w:lvl>
+    <w:lvl w:ilvl="6" w:tplc="08090001" w:tentative="1">
+      <w:start w:val="1"/>
+      <w:numFmt w:val="bullet"/>
+      <w:lvlText w:val=""/>
+      <w:lvlJc w:val="left"/>
+      <w:pPr>
+        <w:ind w:left="5040" w:hanging="360"/>
+      </w:pPr>
+      <w:rPr>
+        <w:rFonts w:ascii="Symbol" w:hAnsi="Symbol" w:hint="default"/>
+      </w:rPr>
+    </w:lvl>
+    <w:lvl w:ilvl="7" w:tplc="08090003" w:tentative="1">
+      <w:start w:val="1"/>
+      <w:numFmt w:val="bullet"/>
+      <w:lvlText w:val="o"/>
+      <w:lvlJc w:val="left"/>
+      <w:pPr>
+        <w:ind w:left="5760" w:hanging="360"/>
+      </w:pPr>
+      <w:rPr>
+        <w:rFonts w:ascii="Courier New" w:hAnsi="Courier New" w:cs="Courier New" w:hint="default"/>
+      </w:rPr>
+    </w:lvl>
+    <w:lvl w:ilvl="8" w:tplc="08090005" w:tentative="1">
+      <w:start w:val="1"/>
+      <w:numFmt w:val="bullet"/>
+      <w:lvlText w:val=""/>
+      <w:lvlJc w:val="left"/>
+      <w:pPr>
+        <w:ind w:left="6480" w:hanging="360"/>
+      </w:pPr>
+      <w:rPr>
+        <w:rFonts w:ascii="Wingdings" w:hAnsi="Wingdings" w:hint="default"/>
+      </w:rPr>
+    </w:lvl>
+  </w:abstractNum>
+  <w:abstractNum w:abstractNumId="6" w15:restartNumberingAfterBreak="0">
     <w:nsid w:val="198A7FCE"/>
     <w:multiLevelType w:val="multilevel"/>
     <w:tmpl w:val="976C8C3E"/>
@@ -3425,7 +1979,7 @@
       </w:rPr>
     </w:lvl>
   </w:abstractNum>
-  <w:abstractNum w:abstractNumId="6" w15:restartNumberingAfterBreak="0">
+  <w:abstractNum w:abstractNumId="7" w15:restartNumberingAfterBreak="0">
     <w:nsid w:val="1993461C"/>
     <w:multiLevelType w:val="multilevel"/>
     <w:tmpl w:val="BFC80708"/>
@@ -3538,7 +2092,7 @@
       </w:pPr>
     </w:lvl>
   </w:abstractNum>
-  <w:abstractNum w:abstractNumId="7" w15:restartNumberingAfterBreak="0">
+  <w:abstractNum w:abstractNumId="8" w15:restartNumberingAfterBreak="0">
     <w:nsid w:val="19A87CFB"/>
     <w:multiLevelType w:val="multilevel"/>
     <w:tmpl w:val="046C227A"/>
@@ -3687,7 +2241,120 @@
       </w:rPr>
     </w:lvl>
   </w:abstractNum>
-  <w:abstractNum w:abstractNumId="8" w15:restartNumberingAfterBreak="0">
+  <w:abstractNum w:abstractNumId="9" w15:restartNumberingAfterBreak="0">
+    <w:nsid w:val="1B5F377B"/>
+    <w:multiLevelType w:val="hybridMultilevel"/>
+    <w:tmpl w:val="4B14A80C"/>
+    <w:lvl w:ilvl="0" w:tplc="08090001">
+      <w:start w:val="1"/>
+      <w:numFmt w:val="bullet"/>
+      <w:lvlText w:val=""/>
+      <w:lvlJc w:val="left"/>
+      <w:pPr>
+        <w:ind w:left="720" w:hanging="360"/>
+      </w:pPr>
+      <w:rPr>
+        <w:rFonts w:ascii="Symbol" w:hAnsi="Symbol" w:hint="default"/>
+      </w:rPr>
+    </w:lvl>
+    <w:lvl w:ilvl="1" w:tplc="08090003" w:tentative="1">
+      <w:start w:val="1"/>
+      <w:numFmt w:val="bullet"/>
+      <w:lvlText w:val="o"/>
+      <w:lvlJc w:val="left"/>
+      <w:pPr>
+        <w:ind w:left="1440" w:hanging="360"/>
+      </w:pPr>
+      <w:rPr>
+        <w:rFonts w:ascii="Courier New" w:hAnsi="Courier New" w:cs="Courier New" w:hint="default"/>
+      </w:rPr>
+    </w:lvl>
+    <w:lvl w:ilvl="2" w:tplc="08090005" w:tentative="1">
+      <w:start w:val="1"/>
+      <w:numFmt w:val="bullet"/>
+      <w:lvlText w:val=""/>
+      <w:lvlJc w:val="left"/>
+      <w:pPr>
+        <w:ind w:left="2160" w:hanging="360"/>
+      </w:pPr>
+      <w:rPr>
+        <w:rFonts w:ascii="Wingdings" w:hAnsi="Wingdings" w:hint="default"/>
+      </w:rPr>
+    </w:lvl>
+    <w:lvl w:ilvl="3" w:tplc="08090001" w:tentative="1">
+      <w:start w:val="1"/>
+      <w:numFmt w:val="bullet"/>
+      <w:lvlText w:val=""/>
+      <w:lvlJc w:val="left"/>
+      <w:pPr>
+        <w:ind w:left="2880" w:hanging="360"/>
+      </w:pPr>
+      <w:rPr>
+        <w:rFonts w:ascii="Symbol" w:hAnsi="Symbol" w:hint="default"/>
+      </w:rPr>
+    </w:lvl>
+    <w:lvl w:ilvl="4" w:tplc="08090003" w:tentative="1">
+      <w:start w:val="1"/>
+      <w:numFmt w:val="bullet"/>
+      <w:lvlText w:val="o"/>
+      <w:lvlJc w:val="left"/>
+      <w:pPr>
+        <w:ind w:left="3600" w:hanging="360"/>
+      </w:pPr>
+      <w:rPr>
+        <w:rFonts w:ascii="Courier New" w:hAnsi="Courier New" w:cs="Courier New" w:hint="default"/>
+      </w:rPr>
+    </w:lvl>
+    <w:lvl w:ilvl="5" w:tplc="08090005" w:tentative="1">
+      <w:start w:val="1"/>
+      <w:numFmt w:val="bullet"/>
+      <w:lvlText w:val=""/>
+      <w:lvlJc w:val="left"/>
+      <w:pPr>
+        <w:ind w:left="4320" w:hanging="360"/>
+      </w:pPr>
+      <w:rPr>
+        <w:rFonts w:ascii="Wingdings" w:hAnsi="Wingdings" w:hint="default"/>
+      </w:rPr>
+    </w:lvl>
+    <w:lvl w:ilvl="6" w:tplc="08090001" w:tentative="1">
+      <w:start w:val="1"/>
+      <w:numFmt w:val="bullet"/>
+      <w:lvlText w:val=""/>
+      <w:lvlJc w:val="left"/>
+      <w:pPr>
+        <w:ind w:left="5040" w:hanging="360"/>
+      </w:pPr>
+      <w:rPr>
+        <w:rFonts w:ascii="Symbol" w:hAnsi="Symbol" w:hint="default"/>
+      </w:rPr>
+    </w:lvl>
+    <w:lvl w:ilvl="7" w:tplc="08090003" w:tentative="1">
+      <w:start w:val="1"/>
+      <w:numFmt w:val="bullet"/>
+      <w:lvlText w:val="o"/>
+      <w:lvlJc w:val="left"/>
+      <w:pPr>
+        <w:ind w:left="5760" w:hanging="360"/>
+      </w:pPr>
+      <w:rPr>
+        <w:rFonts w:ascii="Courier New" w:hAnsi="Courier New" w:cs="Courier New" w:hint="default"/>
+      </w:rPr>
+    </w:lvl>
+    <w:lvl w:ilvl="8" w:tplc="08090005" w:tentative="1">
+      <w:start w:val="1"/>
+      <w:numFmt w:val="bullet"/>
+      <w:lvlText w:val=""/>
+      <w:lvlJc w:val="left"/>
+      <w:pPr>
+        <w:ind w:left="6480" w:hanging="360"/>
+      </w:pPr>
+      <w:rPr>
+        <w:rFonts w:ascii="Wingdings" w:hAnsi="Wingdings" w:hint="default"/>
+      </w:rPr>
+    </w:lvl>
+  </w:abstractNum>
+  <w:abstractNum w:abstractNumId="10" w15:restartNumberingAfterBreak="0">
     <w:nsid w:val="1CB5757F"/>
     <w:multiLevelType w:val="multilevel"/>
     <w:tmpl w:val="9BEC43E0"/>
@@ -3836,7 +2503,7 @@
       </w:rPr>
     </w:lvl>
   </w:abstractNum>
-  <w:abstractNum w:abstractNumId="9" w15:restartNumberingAfterBreak="0">
+  <w:abstractNum w:abstractNumId="11" w15:restartNumberingAfterBreak="0">
     <w:nsid w:val="217A79C7"/>
     <w:multiLevelType w:val="multilevel"/>
     <w:tmpl w:val="1FF8E166"/>
@@ -3985,7 +2652,119 @@
       </w:rPr>
     </w:lvl>
   </w:abstractNum>
-  <w:abstractNum w:abstractNumId="10" w15:restartNumberingAfterBreak="0">
+  <w:abstractNum w:abstractNumId="12" w15:restartNumberingAfterBreak="0">
+    <w:nsid w:val="23150D92"/>
+    <w:multiLevelType w:val="hybridMultilevel"/>
+    <w:tmpl w:val="B62669B8"/>
+    <w:lvl w:ilvl="0" w:tplc="225218E0">
+      <w:numFmt w:val="bullet"/>
+      <w:lvlText w:val="•"/>
+      <w:lvlJc w:val="left"/>
+      <w:pPr>
+        <w:ind w:left="720" w:hanging="360"/>
+      </w:pPr>
+      <w:rPr>
+        <w:rFonts w:ascii="Aptos" w:eastAsiaTheme="minorHAnsi" w:hAnsi="Aptos" w:cstheme="minorBidi" w:hint="default"/>
+      </w:rPr>
+    </w:lvl>
+    <w:lvl w:ilvl="1" w:tplc="08090003" w:tentative="1">
+      <w:start w:val="1"/>
+      <w:numFmt w:val="bullet"/>
+      <w:lvlText w:val="o"/>
+      <w:lvlJc w:val="left"/>
+      <w:pPr>
+        <w:ind w:left="1440" w:hanging="360"/>
+      </w:pPr>
+      <w:rPr>
+        <w:rFonts w:ascii="Courier New" w:hAnsi="Courier New" w:cs="Courier New" w:hint="default"/>
+      </w:rPr>
+    </w:lvl>
+    <w:lvl w:ilvl="2" w:tplc="08090005" w:tentative="1">
+      <w:start w:val="1"/>
+      <w:numFmt w:val="bullet"/>
+      <w:lvlText w:val=""/>
+      <w:lvlJc w:val="left"/>
+      <w:pPr>
+        <w:ind w:left="2160" w:hanging="360"/>
+      </w:pPr>
+      <w:rPr>
+        <w:rFonts w:ascii="Wingdings" w:hAnsi="Wingdings" w:hint="default"/>
+      </w:rPr>
+    </w:lvl>
+    <w:lvl w:ilvl="3" w:tplc="08090001" w:tentative="1">
+      <w:start w:val="1"/>
+      <w:numFmt w:val="bullet"/>
+      <w:lvlText w:val=""/>
+      <w:lvlJc w:val="left"/>
+      <w:pPr>
+        <w:ind w:left="2880" w:hanging="360"/>
+      </w:pPr>
+      <w:rPr>
+        <w:rFonts w:ascii="Symbol" w:hAnsi="Symbol" w:hint="default"/>
+      </w:rPr>
+    </w:lvl>
+    <w:lvl w:ilvl="4" w:tplc="08090003" w:tentative="1">
+      <w:start w:val="1"/>
+      <w:numFmt w:val="bullet"/>
+      <w:lvlText w:val="o"/>
+      <w:lvlJc w:val="left"/>
+      <w:pPr>
+        <w:ind w:left="3600" w:hanging="360"/>
+      </w:pPr>
+      <w:rPr>
+        <w:rFonts w:ascii="Courier New" w:hAnsi="Courier New" w:cs="Courier New" w:hint="default"/>
+      </w:rPr>
+    </w:lvl>
+    <w:lvl w:ilvl="5" w:tplc="08090005" w:tentative="1">
+      <w:start w:val="1"/>
+      <w:numFmt w:val="bullet"/>
+      <w:lvlText w:val=""/>
+      <w:lvlJc w:val="left"/>
+      <w:pPr>
+        <w:ind w:left="4320" w:hanging="360"/>
+      </w:pPr>
+      <w:rPr>
+        <w:rFonts w:ascii="Wingdings" w:hAnsi="Wingdings" w:hint="default"/>
+      </w:rPr>
+    </w:lvl>
+    <w:lvl w:ilvl="6" w:tplc="08090001" w:tentative="1">
+      <w:start w:val="1"/>
+      <w:numFmt w:val="bullet"/>
+      <w:lvlText w:val=""/>
+      <w:lvlJc w:val="left"/>
+      <w:pPr>
+        <w:ind w:left="5040" w:hanging="360"/>
+      </w:pPr>
+      <w:rPr>
+        <w:rFonts w:ascii="Symbol" w:hAnsi="Symbol" w:hint="default"/>
+      </w:rPr>
+    </w:lvl>
+    <w:lvl w:ilvl="7" w:tplc="08090003" w:tentative="1">
+      <w:start w:val="1"/>
+      <w:numFmt w:val="bullet"/>
+      <w:lvlText w:val="o"/>
+      <w:lvlJc w:val="left"/>
+      <w:pPr>
+        <w:ind w:left="5760" w:hanging="360"/>
+      </w:pPr>
+      <w:rPr>
+        <w:rFonts w:ascii="Courier New" w:hAnsi="Courier New" w:cs="Courier New" w:hint="default"/>
+      </w:rPr>
+    </w:lvl>
+    <w:lvl w:ilvl="8" w:tplc="08090005" w:tentative="1">
+      <w:start w:val="1"/>
+      <w:numFmt w:val="bullet"/>
+      <w:lvlText w:val=""/>
+      <w:lvlJc w:val="left"/>
+      <w:pPr>
+        <w:ind w:left="6480" w:hanging="360"/>
+      </w:pPr>
+      <w:rPr>
+        <w:rFonts w:ascii="Wingdings" w:hAnsi="Wingdings" w:hint="default"/>
+      </w:rPr>
+    </w:lvl>
+  </w:abstractNum>
+  <w:abstractNum w:abstractNumId="13" w15:restartNumberingAfterBreak="0">
     <w:nsid w:val="2496514D"/>
     <w:multiLevelType w:val="multilevel"/>
     <w:tmpl w:val="CD18C23C"/>
@@ -4134,7 +2913,7 @@
       </w:rPr>
     </w:lvl>
   </w:abstractNum>
-  <w:abstractNum w:abstractNumId="11" w15:restartNumberingAfterBreak="0">
+  <w:abstractNum w:abstractNumId="14" w15:restartNumberingAfterBreak="0">
     <w:nsid w:val="25724AC6"/>
     <w:multiLevelType w:val="multilevel"/>
     <w:tmpl w:val="AD4E2B6A"/>
@@ -4283,7 +3062,7 @@
       </w:rPr>
     </w:lvl>
   </w:abstractNum>
-  <w:abstractNum w:abstractNumId="12" w15:restartNumberingAfterBreak="0">
+  <w:abstractNum w:abstractNumId="15" w15:restartNumberingAfterBreak="0">
     <w:nsid w:val="25724FC3"/>
     <w:multiLevelType w:val="multilevel"/>
     <w:tmpl w:val="8A26524C"/>
@@ -4432,7 +3211,7 @@
       </w:rPr>
     </w:lvl>
   </w:abstractNum>
-  <w:abstractNum w:abstractNumId="13" w15:restartNumberingAfterBreak="0">
+  <w:abstractNum w:abstractNumId="16" w15:restartNumberingAfterBreak="0">
     <w:nsid w:val="278542A4"/>
     <w:multiLevelType w:val="multilevel"/>
     <w:tmpl w:val="BE8C8CAE"/>
@@ -4581,7 +3360,7 @@
       </w:rPr>
     </w:lvl>
   </w:abstractNum>
-  <w:abstractNum w:abstractNumId="14" w15:restartNumberingAfterBreak="0">
+  <w:abstractNum w:abstractNumId="17" w15:restartNumberingAfterBreak="0">
     <w:nsid w:val="29A67F12"/>
     <w:multiLevelType w:val="multilevel"/>
     <w:tmpl w:val="73A4CF58"/>
@@ -4730,7 +3509,7 @@
       </w:rPr>
     </w:lvl>
   </w:abstractNum>
-  <w:abstractNum w:abstractNumId="15" w15:restartNumberingAfterBreak="0">
+  <w:abstractNum w:abstractNumId="18" w15:restartNumberingAfterBreak="0">
     <w:nsid w:val="2A582FDE"/>
     <w:multiLevelType w:val="multilevel"/>
     <w:tmpl w:val="32728AA4"/>
@@ -4879,7 +3658,7 @@
       </w:rPr>
     </w:lvl>
   </w:abstractNum>
-  <w:abstractNum w:abstractNumId="16" w15:restartNumberingAfterBreak="0">
+  <w:abstractNum w:abstractNumId="19" w15:restartNumberingAfterBreak="0">
     <w:nsid w:val="2A5C3DE0"/>
     <w:multiLevelType w:val="hybridMultilevel"/>
     <w:tmpl w:val="C3D41598"/>
@@ -4992,7 +3771,7 @@
       </w:rPr>
     </w:lvl>
   </w:abstractNum>
-  <w:abstractNum w:abstractNumId="17" w15:restartNumberingAfterBreak="0">
+  <w:abstractNum w:abstractNumId="20" w15:restartNumberingAfterBreak="0">
     <w:nsid w:val="2B494417"/>
     <w:multiLevelType w:val="multilevel"/>
     <w:tmpl w:val="CEB80462"/>
@@ -5141,7 +3920,7 @@
       </w:rPr>
     </w:lvl>
   </w:abstractNum>
-  <w:abstractNum w:abstractNumId="18" w15:restartNumberingAfterBreak="0">
+  <w:abstractNum w:abstractNumId="21" w15:restartNumberingAfterBreak="0">
     <w:nsid w:val="2B9E0D50"/>
     <w:multiLevelType w:val="multilevel"/>
     <w:tmpl w:val="ADB46AD8"/>
@@ -5290,7 +4069,7 @@
       </w:rPr>
     </w:lvl>
   </w:abstractNum>
-  <w:abstractNum w:abstractNumId="19" w15:restartNumberingAfterBreak="0">
+  <w:abstractNum w:abstractNumId="22" w15:restartNumberingAfterBreak="0">
     <w:nsid w:val="35054314"/>
     <w:multiLevelType w:val="multilevel"/>
     <w:tmpl w:val="8D38137E"/>
@@ -5439,7 +4218,7 @@
       </w:rPr>
     </w:lvl>
   </w:abstractNum>
-  <w:abstractNum w:abstractNumId="20" w15:restartNumberingAfterBreak="0">
+  <w:abstractNum w:abstractNumId="23" w15:restartNumberingAfterBreak="0">
     <w:nsid w:val="37115860"/>
     <w:multiLevelType w:val="multilevel"/>
     <w:tmpl w:val="2C84232E"/>
@@ -5588,7 +4367,7 @@
       </w:rPr>
     </w:lvl>
   </w:abstractNum>
-  <w:abstractNum w:abstractNumId="21" w15:restartNumberingAfterBreak="0">
+  <w:abstractNum w:abstractNumId="24" w15:restartNumberingAfterBreak="0">
     <w:nsid w:val="3B0E418C"/>
     <w:multiLevelType w:val="multilevel"/>
     <w:tmpl w:val="0C66EF7C"/>
@@ -5737,7 +4516,7 @@
       </w:rPr>
     </w:lvl>
   </w:abstractNum>
-  <w:abstractNum w:abstractNumId="22" w15:restartNumberingAfterBreak="0">
+  <w:abstractNum w:abstractNumId="25" w15:restartNumberingAfterBreak="0">
     <w:nsid w:val="3DBA4516"/>
     <w:multiLevelType w:val="multilevel"/>
     <w:tmpl w:val="25B29184"/>
@@ -5886,7 +4665,120 @@
       </w:rPr>
     </w:lvl>
   </w:abstractNum>
-  <w:abstractNum w:abstractNumId="23" w15:restartNumberingAfterBreak="0">
+  <w:abstractNum w:abstractNumId="26" w15:restartNumberingAfterBreak="0">
+    <w:nsid w:val="3E383E0B"/>
+    <w:multiLevelType w:val="hybridMultilevel"/>
+    <w:tmpl w:val="C64E2800"/>
+    <w:lvl w:ilvl="0" w:tplc="08090001">
+      <w:start w:val="1"/>
+      <w:numFmt w:val="bullet"/>
+      <w:lvlText w:val=""/>
+      <w:lvlJc w:val="left"/>
+      <w:pPr>
+        <w:ind w:left="720" w:hanging="360"/>
+      </w:pPr>
+      <w:rPr>
+        <w:rFonts w:ascii="Symbol" w:hAnsi="Symbol" w:hint="default"/>
+      </w:rPr>
+    </w:lvl>
+    <w:lvl w:ilvl="1" w:tplc="08090003" w:tentative="1">
+      <w:start w:val="1"/>
+      <w:numFmt w:val="bullet"/>
+      <w:lvlText w:val="o"/>
+      <w:lvlJc w:val="left"/>
+      <w:pPr>
+        <w:ind w:left="1440" w:hanging="360"/>
+      </w:pPr>
+      <w:rPr>
+        <w:rFonts w:ascii="Courier New" w:hAnsi="Courier New" w:cs="Courier New" w:hint="default"/>
+      </w:rPr>
+    </w:lvl>
+    <w:lvl w:ilvl="2" w:tplc="08090005" w:tentative="1">
+      <w:start w:val="1"/>
+      <w:numFmt w:val="bullet"/>
+      <w:lvlText w:val=""/>
+      <w:lvlJc w:val="left"/>
+      <w:pPr>
+        <w:ind w:left="2160" w:hanging="360"/>
+      </w:pPr>
+      <w:rPr>
+        <w:rFonts w:ascii="Wingdings" w:hAnsi="Wingdings" w:hint="default"/>
+      </w:rPr>
+    </w:lvl>
+    <w:lvl w:ilvl="3" w:tplc="08090001" w:tentative="1">
+      <w:start w:val="1"/>
+      <w:numFmt w:val="bullet"/>
+      <w:lvlText w:val=""/>
+      <w:lvlJc w:val="left"/>
+      <w:pPr>
+        <w:ind w:left="2880" w:hanging="360"/>
+      </w:pPr>
+      <w:rPr>
+        <w:rFonts w:ascii="Symbol" w:hAnsi="Symbol" w:hint="default"/>
+      </w:rPr>
+    </w:lvl>
+    <w:lvl w:ilvl="4" w:tplc="08090003" w:tentative="1">
+      <w:start w:val="1"/>
+      <w:numFmt w:val="bullet"/>
+      <w:lvlText w:val="o"/>
+      <w:lvlJc w:val="left"/>
+      <w:pPr>
+        <w:ind w:left="3600" w:hanging="360"/>
+      </w:pPr>
+      <w:rPr>
+        <w:rFonts w:ascii="Courier New" w:hAnsi="Courier New" w:cs="Courier New" w:hint="default"/>
+      </w:rPr>
+    </w:lvl>
+    <w:lvl w:ilvl="5" w:tplc="08090005" w:tentative="1">
+      <w:start w:val="1"/>
+      <w:numFmt w:val="bullet"/>
+      <w:lvlText w:val=""/>
+      <w:lvlJc w:val="left"/>
+      <w:pPr>
+        <w:ind w:left="4320" w:hanging="360"/>
+      </w:pPr>
+      <w:rPr>
+        <w:rFonts w:ascii="Wingdings" w:hAnsi="Wingdings" w:hint="default"/>
+      </w:rPr>
+    </w:lvl>
+    <w:lvl w:ilvl="6" w:tplc="08090001" w:tentative="1">
+      <w:start w:val="1"/>
+      <w:numFmt w:val="bullet"/>
+      <w:lvlText w:val=""/>
+      <w:lvlJc w:val="left"/>
+      <w:pPr>
+        <w:ind w:left="5040" w:hanging="360"/>
+      </w:pPr>
+      <w:rPr>
+        <w:rFonts w:ascii="Symbol" w:hAnsi="Symbol" w:hint="default"/>
+      </w:rPr>
+    </w:lvl>
+    <w:lvl w:ilvl="7" w:tplc="08090003" w:tentative="1">
+      <w:start w:val="1"/>
+      <w:numFmt w:val="bullet"/>
+      <w:lvlText w:val="o"/>
+      <w:lvlJc w:val="left"/>
+      <w:pPr>
+        <w:ind w:left="5760" w:hanging="360"/>
+      </w:pPr>
+      <w:rPr>
+        <w:rFonts w:ascii="Courier New" w:hAnsi="Courier New" w:cs="Courier New" w:hint="default"/>
+      </w:rPr>
+    </w:lvl>
+    <w:lvl w:ilvl="8" w:tplc="08090005" w:tentative="1">
+      <w:start w:val="1"/>
+      <w:numFmt w:val="bullet"/>
+      <w:lvlText w:val=""/>
+      <w:lvlJc w:val="left"/>
+      <w:pPr>
+        <w:ind w:left="6480" w:hanging="360"/>
+      </w:pPr>
+      <w:rPr>
+        <w:rFonts w:ascii="Wingdings" w:hAnsi="Wingdings" w:hint="default"/>
+      </w:rPr>
+    </w:lvl>
+  </w:abstractNum>
+  <w:abstractNum w:abstractNumId="27" w15:restartNumberingAfterBreak="0">
     <w:nsid w:val="4A544C16"/>
     <w:multiLevelType w:val="multilevel"/>
     <w:tmpl w:val="48100CFA"/>
@@ -5999,7 +4891,7 @@
       </w:pPr>
     </w:lvl>
   </w:abstractNum>
-  <w:abstractNum w:abstractNumId="24" w15:restartNumberingAfterBreak="0">
+  <w:abstractNum w:abstractNumId="28" w15:restartNumberingAfterBreak="0">
     <w:nsid w:val="4F5F2497"/>
     <w:multiLevelType w:val="multilevel"/>
     <w:tmpl w:val="CD56EB18"/>
@@ -6112,7 +5004,7 @@
       </w:pPr>
     </w:lvl>
   </w:abstractNum>
-  <w:abstractNum w:abstractNumId="25" w15:restartNumberingAfterBreak="0">
+  <w:abstractNum w:abstractNumId="29" w15:restartNumberingAfterBreak="0">
     <w:nsid w:val="4FF36866"/>
     <w:multiLevelType w:val="multilevel"/>
     <w:tmpl w:val="D3EA396C"/>
@@ -6261,7 +5153,120 @@
       </w:rPr>
     </w:lvl>
   </w:abstractNum>
-  <w:abstractNum w:abstractNumId="26" w15:restartNumberingAfterBreak="0">
+  <w:abstractNum w:abstractNumId="30" w15:restartNumberingAfterBreak="0">
+    <w:nsid w:val="5156155C"/>
+    <w:multiLevelType w:val="hybridMultilevel"/>
+    <w:tmpl w:val="4A367F30"/>
+    <w:lvl w:ilvl="0" w:tplc="08090001">
+      <w:start w:val="1"/>
+      <w:numFmt w:val="bullet"/>
+      <w:lvlText w:val=""/>
+      <w:lvlJc w:val="left"/>
+      <w:pPr>
+        <w:ind w:left="720" w:hanging="360"/>
+      </w:pPr>
+      <w:rPr>
+        <w:rFonts w:ascii="Symbol" w:hAnsi="Symbol" w:hint="default"/>
+      </w:rPr>
+    </w:lvl>
+    <w:lvl w:ilvl="1" w:tplc="08090003" w:tentative="1">
+      <w:start w:val="1"/>
+      <w:numFmt w:val="bullet"/>
+      <w:lvlText w:val="o"/>
+      <w:lvlJc w:val="left"/>
+      <w:pPr>
+        <w:ind w:left="1440" w:hanging="360"/>
+      </w:pPr>
+      <w:rPr>
+        <w:rFonts w:ascii="Courier New" w:hAnsi="Courier New" w:cs="Courier New" w:hint="default"/>
+      </w:rPr>
+    </w:lvl>
+    <w:lvl w:ilvl="2" w:tplc="08090005" w:tentative="1">
+      <w:start w:val="1"/>
+      <w:numFmt w:val="bullet"/>
+      <w:lvlText w:val=""/>
+      <w:lvlJc w:val="left"/>
+      <w:pPr>
+        <w:ind w:left="2160" w:hanging="360"/>
+      </w:pPr>
+      <w:rPr>
+        <w:rFonts w:ascii="Wingdings" w:hAnsi="Wingdings" w:hint="default"/>
+      </w:rPr>
+    </w:lvl>
+    <w:lvl w:ilvl="3" w:tplc="08090001" w:tentative="1">
+      <w:start w:val="1"/>
+      <w:numFmt w:val="bullet"/>
+      <w:lvlText w:val=""/>
+      <w:lvlJc w:val="left"/>
+      <w:pPr>
+        <w:ind w:left="2880" w:hanging="360"/>
+      </w:pPr>
+      <w:rPr>
+        <w:rFonts w:ascii="Symbol" w:hAnsi="Symbol" w:hint="default"/>
+      </w:rPr>
+    </w:lvl>
+    <w:lvl w:ilvl="4" w:tplc="08090003" w:tentative="1">
+      <w:start w:val="1"/>
+      <w:numFmt w:val="bullet"/>
+      <w:lvlText w:val="o"/>
+      <w:lvlJc w:val="left"/>
+      <w:pPr>
+        <w:ind w:left="3600" w:hanging="360"/>
+      </w:pPr>
+      <w:rPr>
+        <w:rFonts w:ascii="Courier New" w:hAnsi="Courier New" w:cs="Courier New" w:hint="default"/>
+      </w:rPr>
+    </w:lvl>
+    <w:lvl w:ilvl="5" w:tplc="08090005" w:tentative="1">
+      <w:start w:val="1"/>
+      <w:numFmt w:val="bullet"/>
+      <w:lvlText w:val=""/>
+      <w:lvlJc w:val="left"/>
+      <w:pPr>
+        <w:ind w:left="4320" w:hanging="360"/>
+      </w:pPr>
+      <w:rPr>
+        <w:rFonts w:ascii="Wingdings" w:hAnsi="Wingdings" w:hint="default"/>
+      </w:rPr>
+    </w:lvl>
+    <w:lvl w:ilvl="6" w:tplc="08090001" w:tentative="1">
+      <w:start w:val="1"/>
+      <w:numFmt w:val="bullet"/>
+      <w:lvlText w:val=""/>
+      <w:lvlJc w:val="left"/>
+      <w:pPr>
+        <w:ind w:left="5040" w:hanging="360"/>
+      </w:pPr>
+      <w:rPr>
+        <w:rFonts w:ascii="Symbol" w:hAnsi="Symbol" w:hint="default"/>
+      </w:rPr>
+    </w:lvl>
+    <w:lvl w:ilvl="7" w:tplc="08090003" w:tentative="1">
+      <w:start w:val="1"/>
+      <w:numFmt w:val="bullet"/>
+      <w:lvlText w:val="o"/>
+      <w:lvlJc w:val="left"/>
+      <w:pPr>
+        <w:ind w:left="5760" w:hanging="360"/>
+      </w:pPr>
+      <w:rPr>
+        <w:rFonts w:ascii="Courier New" w:hAnsi="Courier New" w:cs="Courier New" w:hint="default"/>
+      </w:rPr>
+    </w:lvl>
+    <w:lvl w:ilvl="8" w:tplc="08090005" w:tentative="1">
+      <w:start w:val="1"/>
+      <w:numFmt w:val="bullet"/>
+      <w:lvlText w:val=""/>
+      <w:lvlJc w:val="left"/>
+      <w:pPr>
+        <w:ind w:left="6480" w:hanging="360"/>
+      </w:pPr>
+      <w:rPr>
+        <w:rFonts w:ascii="Wingdings" w:hAnsi="Wingdings" w:hint="default"/>
+      </w:rPr>
+    </w:lvl>
+  </w:abstractNum>
+  <w:abstractNum w:abstractNumId="31" w15:restartNumberingAfterBreak="0">
     <w:nsid w:val="51B67FD5"/>
     <w:multiLevelType w:val="multilevel"/>
     <w:tmpl w:val="E8BE821A"/>
@@ -6374,7 +5379,119 @@
       </w:pPr>
     </w:lvl>
   </w:abstractNum>
-  <w:abstractNum w:abstractNumId="27" w15:restartNumberingAfterBreak="0">
+  <w:abstractNum w:abstractNumId="32" w15:restartNumberingAfterBreak="0">
+    <w:nsid w:val="54F17514"/>
+    <w:multiLevelType w:val="hybridMultilevel"/>
+    <w:tmpl w:val="831C5368"/>
+    <w:lvl w:ilvl="0" w:tplc="225218E0">
+      <w:numFmt w:val="bullet"/>
+      <w:lvlText w:val="•"/>
+      <w:lvlJc w:val="left"/>
+      <w:pPr>
+        <w:ind w:left="720" w:hanging="360"/>
+      </w:pPr>
+      <w:rPr>
+        <w:rFonts w:ascii="Aptos" w:eastAsiaTheme="minorHAnsi" w:hAnsi="Aptos" w:cstheme="minorBidi" w:hint="default"/>
+      </w:rPr>
+    </w:lvl>
+    <w:lvl w:ilvl="1" w:tplc="08090003" w:tentative="1">
+      <w:start w:val="1"/>
+      <w:numFmt w:val="bullet"/>
+      <w:lvlText w:val="o"/>
+      <w:lvlJc w:val="left"/>
+      <w:pPr>
+        <w:ind w:left="1440" w:hanging="360"/>
+      </w:pPr>
+      <w:rPr>
+        <w:rFonts w:ascii="Courier New" w:hAnsi="Courier New" w:cs="Courier New" w:hint="default"/>
+      </w:rPr>
+    </w:lvl>
+    <w:lvl w:ilvl="2" w:tplc="08090005" w:tentative="1">
+      <w:start w:val="1"/>
+      <w:numFmt w:val="bullet"/>
+      <w:lvlText w:val=""/>
+      <w:lvlJc w:val="left"/>
+      <w:pPr>
+        <w:ind w:left="2160" w:hanging="360"/>
+      </w:pPr>
+      <w:rPr>
+        <w:rFonts w:ascii="Wingdings" w:hAnsi="Wingdings" w:hint="default"/>
+      </w:rPr>
+    </w:lvl>
+    <w:lvl w:ilvl="3" w:tplc="08090001" w:tentative="1">
+      <w:start w:val="1"/>
+      <w:numFmt w:val="bullet"/>
+      <w:lvlText w:val=""/>
+      <w:lvlJc w:val="left"/>
+      <w:pPr>
+        <w:ind w:left="2880" w:hanging="360"/>
+      </w:pPr>
+      <w:rPr>
+        <w:rFonts w:ascii="Symbol" w:hAnsi="Symbol" w:hint="default"/>
+      </w:rPr>
+    </w:lvl>
+    <w:lvl w:ilvl="4" w:tplc="08090003" w:tentative="1">
+      <w:start w:val="1"/>
+      <w:numFmt w:val="bullet"/>
+      <w:lvlText w:val="o"/>
+      <w:lvlJc w:val="left"/>
+      <w:pPr>
+        <w:ind w:left="3600" w:hanging="360"/>
+      </w:pPr>
+      <w:rPr>
+        <w:rFonts w:ascii="Courier New" w:hAnsi="Courier New" w:cs="Courier New" w:hint="default"/>
+      </w:rPr>
+    </w:lvl>
+    <w:lvl w:ilvl="5" w:tplc="08090005" w:tentative="1">
+      <w:start w:val="1"/>
+      <w:numFmt w:val="bullet"/>
+      <w:lvlText w:val=""/>
+      <w:lvlJc w:val="left"/>
+      <w:pPr>
+        <w:ind w:left="4320" w:hanging="360"/>
+      </w:pPr>
+      <w:rPr>
+        <w:rFonts w:ascii="Wingdings" w:hAnsi="Wingdings" w:hint="default"/>
+      </w:rPr>
+    </w:lvl>
+    <w:lvl w:ilvl="6" w:tplc="08090001" w:tentative="1">
+      <w:start w:val="1"/>
+      <w:numFmt w:val="bullet"/>
+      <w:lvlText w:val=""/>
+      <w:lvlJc w:val="left"/>
+      <w:pPr>
+        <w:ind w:left="5040" w:hanging="360"/>
+      </w:pPr>
+      <w:rPr>
+        <w:rFonts w:ascii="Symbol" w:hAnsi="Symbol" w:hint="default"/>
+      </w:rPr>
+    </w:lvl>
+    <w:lvl w:ilvl="7" w:tplc="08090003" w:tentative="1">
+      <w:start w:val="1"/>
+      <w:numFmt w:val="bullet"/>
+      <w:lvlText w:val="o"/>
+      <w:lvlJc w:val="left"/>
+      <w:pPr>
+        <w:ind w:left="5760" w:hanging="360"/>
+      </w:pPr>
+      <w:rPr>
+        <w:rFonts w:ascii="Courier New" w:hAnsi="Courier New" w:cs="Courier New" w:hint="default"/>
+      </w:rPr>
+    </w:lvl>
+    <w:lvl w:ilvl="8" w:tplc="08090005" w:tentative="1">
+      <w:start w:val="1"/>
+      <w:numFmt w:val="bullet"/>
+      <w:lvlText w:val=""/>
+      <w:lvlJc w:val="left"/>
+      <w:pPr>
+        <w:ind w:left="6480" w:hanging="360"/>
+      </w:pPr>
+      <w:rPr>
+        <w:rFonts w:ascii="Wingdings" w:hAnsi="Wingdings" w:hint="default"/>
+      </w:rPr>
+    </w:lvl>
+  </w:abstractNum>
+  <w:abstractNum w:abstractNumId="33" w15:restartNumberingAfterBreak="0">
     <w:nsid w:val="56CF07A3"/>
     <w:multiLevelType w:val="multilevel"/>
     <w:tmpl w:val="59F444D6"/>
@@ -6523,7 +5640,7 @@
       </w:rPr>
     </w:lvl>
   </w:abstractNum>
-  <w:abstractNum w:abstractNumId="28" w15:restartNumberingAfterBreak="0">
+  <w:abstractNum w:abstractNumId="34" w15:restartNumberingAfterBreak="0">
     <w:nsid w:val="5FE0598C"/>
     <w:multiLevelType w:val="multilevel"/>
     <w:tmpl w:val="89D8C2C2"/>
@@ -6672,7 +5789,119 @@
       </w:rPr>
     </w:lvl>
   </w:abstractNum>
-  <w:abstractNum w:abstractNumId="29" w15:restartNumberingAfterBreak="0">
+  <w:abstractNum w:abstractNumId="35" w15:restartNumberingAfterBreak="0">
+    <w:nsid w:val="61763EFF"/>
+    <w:multiLevelType w:val="hybridMultilevel"/>
+    <w:tmpl w:val="A5C6183C"/>
+    <w:lvl w:ilvl="0" w:tplc="225218E0">
+      <w:numFmt w:val="bullet"/>
+      <w:lvlText w:val="•"/>
+      <w:lvlJc w:val="left"/>
+      <w:pPr>
+        <w:ind w:left="720" w:hanging="360"/>
+      </w:pPr>
+      <w:rPr>
+        <w:rFonts w:ascii="Aptos" w:eastAsiaTheme="minorHAnsi" w:hAnsi="Aptos" w:cstheme="minorBidi" w:hint="default"/>
+      </w:rPr>
+    </w:lvl>
+    <w:lvl w:ilvl="1" w:tplc="08090003" w:tentative="1">
+      <w:start w:val="1"/>
+      <w:numFmt w:val="bullet"/>
+      <w:lvlText w:val="o"/>
+      <w:lvlJc w:val="left"/>
+      <w:pPr>
+        <w:ind w:left="1440" w:hanging="360"/>
+      </w:pPr>
+      <w:rPr>
+        <w:rFonts w:ascii="Courier New" w:hAnsi="Courier New" w:cs="Courier New" w:hint="default"/>
+      </w:rPr>
+    </w:lvl>
+    <w:lvl w:ilvl="2" w:tplc="08090005" w:tentative="1">
+      <w:start w:val="1"/>
+      <w:numFmt w:val="bullet"/>
+      <w:lvlText w:val=""/>
+      <w:lvlJc w:val="left"/>
+      <w:pPr>
+        <w:ind w:left="2160" w:hanging="360"/>
+      </w:pPr>
+      <w:rPr>
+        <w:rFonts w:ascii="Wingdings" w:hAnsi="Wingdings" w:hint="default"/>
+      </w:rPr>
+    </w:lvl>
+    <w:lvl w:ilvl="3" w:tplc="08090001" w:tentative="1">
+      <w:start w:val="1"/>
+      <w:numFmt w:val="bullet"/>
+      <w:lvlText w:val=""/>
+      <w:lvlJc w:val="left"/>
+      <w:pPr>
+        <w:ind w:left="2880" w:hanging="360"/>
+      </w:pPr>
+      <w:rPr>
+        <w:rFonts w:ascii="Symbol" w:hAnsi="Symbol" w:hint="default"/>
+      </w:rPr>
+    </w:lvl>
+    <w:lvl w:ilvl="4" w:tplc="08090003" w:tentative="1">
+      <w:start w:val="1"/>
+      <w:numFmt w:val="bullet"/>
+      <w:lvlText w:val="o"/>
+      <w:lvlJc w:val="left"/>
+      <w:pPr>
+        <w:ind w:left="3600" w:hanging="360"/>
+      </w:pPr>
+      <w:rPr>
+        <w:rFonts w:ascii="Courier New" w:hAnsi="Courier New" w:cs="Courier New" w:hint="default"/>
+      </w:rPr>
+    </w:lvl>
+    <w:lvl w:ilvl="5" w:tplc="08090005" w:tentative="1">
+      <w:start w:val="1"/>
+      <w:numFmt w:val="bullet"/>
+      <w:lvlText w:val=""/>
+      <w:lvlJc w:val="left"/>
+      <w:pPr>
+        <w:ind w:left="4320" w:hanging="360"/>
+      </w:pPr>
+      <w:rPr>
+        <w:rFonts w:ascii="Wingdings" w:hAnsi="Wingdings" w:hint="default"/>
+      </w:rPr>
+    </w:lvl>
+    <w:lvl w:ilvl="6" w:tplc="08090001" w:tentative="1">
+      <w:start w:val="1"/>
+      <w:numFmt w:val="bullet"/>
+      <w:lvlText w:val=""/>
+      <w:lvlJc w:val="left"/>
+      <w:pPr>
+        <w:ind w:left="5040" w:hanging="360"/>
+      </w:pPr>
+      <w:rPr>
+        <w:rFonts w:ascii="Symbol" w:hAnsi="Symbol" w:hint="default"/>
+      </w:rPr>
+    </w:lvl>
+    <w:lvl w:ilvl="7" w:tplc="08090003" w:tentative="1">
+      <w:start w:val="1"/>
+      <w:numFmt w:val="bullet"/>
+      <w:lvlText w:val="o"/>
+      <w:lvlJc w:val="left"/>
+      <w:pPr>
+        <w:ind w:left="5760" w:hanging="360"/>
+      </w:pPr>
+      <w:rPr>
+        <w:rFonts w:ascii="Courier New" w:hAnsi="Courier New" w:cs="Courier New" w:hint="default"/>
+      </w:rPr>
+    </w:lvl>
+    <w:lvl w:ilvl="8" w:tplc="08090005" w:tentative="1">
+      <w:start w:val="1"/>
+      <w:numFmt w:val="bullet"/>
+      <w:lvlText w:val=""/>
+      <w:lvlJc w:val="left"/>
+      <w:pPr>
+        <w:ind w:left="6480" w:hanging="360"/>
+      </w:pPr>
+      <w:rPr>
+        <w:rFonts w:ascii="Wingdings" w:hAnsi="Wingdings" w:hint="default"/>
+      </w:rPr>
+    </w:lvl>
+  </w:abstractNum>
+  <w:abstractNum w:abstractNumId="36" w15:restartNumberingAfterBreak="0">
     <w:nsid w:val="660052F6"/>
     <w:multiLevelType w:val="multilevel"/>
     <w:tmpl w:val="B9660946"/>
@@ -6785,7 +6014,7 @@
       </w:pPr>
     </w:lvl>
   </w:abstractNum>
-  <w:abstractNum w:abstractNumId="30" w15:restartNumberingAfterBreak="0">
+  <w:abstractNum w:abstractNumId="37" w15:restartNumberingAfterBreak="0">
     <w:nsid w:val="6D3F6492"/>
     <w:multiLevelType w:val="multilevel"/>
     <w:tmpl w:val="0BB43692"/>
@@ -6934,7 +6163,7 @@
       </w:rPr>
     </w:lvl>
   </w:abstractNum>
-  <w:abstractNum w:abstractNumId="31" w15:restartNumberingAfterBreak="0">
+  <w:abstractNum w:abstractNumId="38" w15:restartNumberingAfterBreak="0">
     <w:nsid w:val="6DB51A90"/>
     <w:multiLevelType w:val="multilevel"/>
     <w:tmpl w:val="4B16EE84"/>
@@ -7083,7 +6312,7 @@
       </w:rPr>
     </w:lvl>
   </w:abstractNum>
-  <w:abstractNum w:abstractNumId="32" w15:restartNumberingAfterBreak="0">
+  <w:abstractNum w:abstractNumId="39" w15:restartNumberingAfterBreak="0">
     <w:nsid w:val="6EC4153B"/>
     <w:multiLevelType w:val="multilevel"/>
     <w:tmpl w:val="6F069CF2"/>
@@ -7232,7 +6461,7 @@
       </w:rPr>
     </w:lvl>
   </w:abstractNum>
-  <w:abstractNum w:abstractNumId="33" w15:restartNumberingAfterBreak="0">
+  <w:abstractNum w:abstractNumId="40" w15:restartNumberingAfterBreak="0">
     <w:nsid w:val="70B40152"/>
     <w:multiLevelType w:val="multilevel"/>
     <w:tmpl w:val="B97094F8"/>
@@ -7381,7 +6610,7 @@
       </w:rPr>
     </w:lvl>
   </w:abstractNum>
-  <w:abstractNum w:abstractNumId="34" w15:restartNumberingAfterBreak="0">
+  <w:abstractNum w:abstractNumId="41" w15:restartNumberingAfterBreak="0">
     <w:nsid w:val="735843DD"/>
     <w:multiLevelType w:val="multilevel"/>
     <w:tmpl w:val="7B7CD010"/>
@@ -7530,7 +6759,120 @@
       </w:rPr>
     </w:lvl>
   </w:abstractNum>
-  <w:abstractNum w:abstractNumId="35" w15:restartNumberingAfterBreak="0">
+  <w:abstractNum w:abstractNumId="42" w15:restartNumberingAfterBreak="0">
+    <w:nsid w:val="75075131"/>
+    <w:multiLevelType w:val="hybridMultilevel"/>
+    <w:tmpl w:val="264A3A80"/>
+    <w:lvl w:ilvl="0" w:tplc="08090001">
+      <w:start w:val="1"/>
+      <w:numFmt w:val="bullet"/>
+      <w:lvlText w:val=""/>
+      <w:lvlJc w:val="left"/>
+      <w:pPr>
+        <w:ind w:left="720" w:hanging="360"/>
+      </w:pPr>
+      <w:rPr>
+        <w:rFonts w:ascii="Symbol" w:hAnsi="Symbol" w:hint="default"/>
+      </w:rPr>
+    </w:lvl>
+    <w:lvl w:ilvl="1" w:tplc="08090003" w:tentative="1">
+      <w:start w:val="1"/>
+      <w:numFmt w:val="bullet"/>
+      <w:lvlText w:val="o"/>
+      <w:lvlJc w:val="left"/>
+      <w:pPr>
+        <w:ind w:left="1440" w:hanging="360"/>
+      </w:pPr>
+      <w:rPr>
+        <w:rFonts w:ascii="Courier New" w:hAnsi="Courier New" w:cs="Courier New" w:hint="default"/>
+      </w:rPr>
+    </w:lvl>
+    <w:lvl w:ilvl="2" w:tplc="08090005" w:tentative="1">
+      <w:start w:val="1"/>
+      <w:numFmt w:val="bullet"/>
+      <w:lvlText w:val=""/>
+      <w:lvlJc w:val="left"/>
+      <w:pPr>
+        <w:ind w:left="2160" w:hanging="360"/>
+      </w:pPr>
+      <w:rPr>
+        <w:rFonts w:ascii="Wingdings" w:hAnsi="Wingdings" w:hint="default"/>
+      </w:rPr>
+    </w:lvl>
+    <w:lvl w:ilvl="3" w:tplc="08090001" w:tentative="1">
+      <w:start w:val="1"/>
+      <w:numFmt w:val="bullet"/>
+      <w:lvlText w:val=""/>
+      <w:lvlJc w:val="left"/>
+      <w:pPr>
+        <w:ind w:left="2880" w:hanging="360"/>
+      </w:pPr>
+      <w:rPr>
+        <w:rFonts w:ascii="Symbol" w:hAnsi="Symbol" w:hint="default"/>
+      </w:rPr>
+    </w:lvl>
+    <w:lvl w:ilvl="4" w:tplc="08090003" w:tentative="1">
+      <w:start w:val="1"/>
+      <w:numFmt w:val="bullet"/>
+      <w:lvlText w:val="o"/>
+      <w:lvlJc w:val="left"/>
+      <w:pPr>
+        <w:ind w:left="3600" w:hanging="360"/>
+      </w:pPr>
+      <w:rPr>
+        <w:rFonts w:ascii="Courier New" w:hAnsi="Courier New" w:cs="Courier New" w:hint="default"/>
+      </w:rPr>
+    </w:lvl>
+    <w:lvl w:ilvl="5" w:tplc="08090005" w:tentative="1">
+      <w:start w:val="1"/>
+      <w:numFmt w:val="bullet"/>
+      <w:lvlText w:val=""/>
+      <w:lvlJc w:val="left"/>
+      <w:pPr>
+        <w:ind w:left="4320" w:hanging="360"/>
+      </w:pPr>
+      <w:rPr>
+        <w:rFonts w:ascii="Wingdings" w:hAnsi="Wingdings" w:hint="default"/>
+      </w:rPr>
+    </w:lvl>
+    <w:lvl w:ilvl="6" w:tplc="08090001" w:tentative="1">
+      <w:start w:val="1"/>
+      <w:numFmt w:val="bullet"/>
+      <w:lvlText w:val=""/>
+      <w:lvlJc w:val="left"/>
+      <w:pPr>
+        <w:ind w:left="5040" w:hanging="360"/>
+      </w:pPr>
+      <w:rPr>
+        <w:rFonts w:ascii="Symbol" w:hAnsi="Symbol" w:hint="default"/>
+      </w:rPr>
+    </w:lvl>
+    <w:lvl w:ilvl="7" w:tplc="08090003" w:tentative="1">
+      <w:start w:val="1"/>
+      <w:numFmt w:val="bullet"/>
+      <w:lvlText w:val="o"/>
+      <w:lvlJc w:val="left"/>
+      <w:pPr>
+        <w:ind w:left="5760" w:hanging="360"/>
+      </w:pPr>
+      <w:rPr>
+        <w:rFonts w:ascii="Courier New" w:hAnsi="Courier New" w:cs="Courier New" w:hint="default"/>
+      </w:rPr>
+    </w:lvl>
+    <w:lvl w:ilvl="8" w:tplc="08090005" w:tentative="1">
+      <w:start w:val="1"/>
+      <w:numFmt w:val="bullet"/>
+      <w:lvlText w:val=""/>
+      <w:lvlJc w:val="left"/>
+      <w:pPr>
+        <w:ind w:left="6480" w:hanging="360"/>
+      </w:pPr>
+      <w:rPr>
+        <w:rFonts w:ascii="Wingdings" w:hAnsi="Wingdings" w:hint="default"/>
+      </w:rPr>
+    </w:lvl>
+  </w:abstractNum>
+  <w:abstractNum w:abstractNumId="43" w15:restartNumberingAfterBreak="0">
     <w:nsid w:val="769A5268"/>
     <w:multiLevelType w:val="hybridMultilevel"/>
     <w:tmpl w:val="CA48D7EA"/>
@@ -7642,7 +6984,7 @@
       </w:rPr>
     </w:lvl>
   </w:abstractNum>
-  <w:abstractNum w:abstractNumId="36" w15:restartNumberingAfterBreak="0">
+  <w:abstractNum w:abstractNumId="44" w15:restartNumberingAfterBreak="0">
     <w:nsid w:val="7FB75369"/>
     <w:multiLevelType w:val="multilevel"/>
     <w:tmpl w:val="3D266678"/>
@@ -7792,61 +7134,61 @@
     </w:lvl>
   </w:abstractNum>
   <w:num w:numId="1" w16cid:durableId="487795705">
+    <w:abstractNumId w:val="33"/>
+  </w:num>
+  <w:num w:numId="2" w16cid:durableId="1935554932">
+    <w:abstractNumId w:val="43"/>
+  </w:num>
+  <w:num w:numId="3" w16cid:durableId="471020825">
+    <w:abstractNumId w:val="18"/>
+  </w:num>
+  <w:num w:numId="4" w16cid:durableId="789201451">
+    <w:abstractNumId w:val="39"/>
+  </w:num>
+  <w:num w:numId="5" w16cid:durableId="1106004619">
+    <w:abstractNumId w:val="11"/>
+  </w:num>
+  <w:num w:numId="6" w16cid:durableId="1308314614">
+    <w:abstractNumId w:val="41"/>
+  </w:num>
+  <w:num w:numId="7" w16cid:durableId="1532721922">
+    <w:abstractNumId w:val="31"/>
+  </w:num>
+  <w:num w:numId="8" w16cid:durableId="598563265">
     <w:abstractNumId w:val="27"/>
   </w:num>
-  <w:num w:numId="2" w16cid:durableId="1935554932">
-    <w:abstractNumId w:val="35"/>
-  </w:num>
-  <w:num w:numId="3" w16cid:durableId="471020825">
-    <w:abstractNumId w:val="15"/>
-  </w:num>
-  <w:num w:numId="4" w16cid:durableId="789201451">
-    <w:abstractNumId w:val="32"/>
-  </w:num>
-  <w:num w:numId="5" w16cid:durableId="1106004619">
-    <w:abstractNumId w:val="9"/>
-  </w:num>
-  <w:num w:numId="6" w16cid:durableId="1308314614">
-    <w:abstractNumId w:val="34"/>
-  </w:num>
-  <w:num w:numId="7" w16cid:durableId="1532721922">
-    <w:abstractNumId w:val="26"/>
-  </w:num>
-  <w:num w:numId="8" w16cid:durableId="598563265">
-    <w:abstractNumId w:val="23"/>
-  </w:num>
   <w:num w:numId="9" w16cid:durableId="16319440">
-    <w:abstractNumId w:val="6"/>
+    <w:abstractNumId w:val="7"/>
   </w:num>
   <w:num w:numId="10" w16cid:durableId="469254872">
-    <w:abstractNumId w:val="29"/>
+    <w:abstractNumId w:val="36"/>
   </w:num>
   <w:num w:numId="11" w16cid:durableId="180439734">
     <w:abstractNumId w:val="4"/>
   </w:num>
   <w:num w:numId="12" w16cid:durableId="1195079146">
-    <w:abstractNumId w:val="5"/>
+    <w:abstractNumId w:val="6"/>
   </w:num>
   <w:num w:numId="13" w16cid:durableId="1322468457">
-    <w:abstractNumId w:val="28"/>
+    <w:abstractNumId w:val="34"/>
   </w:num>
   <w:num w:numId="14" w16cid:durableId="2004580841">
-    <w:abstractNumId w:val="11"/>
+    <w:abstractNumId w:val="14"/>
   </w:num>
   <w:num w:numId="15" w16cid:durableId="1028020103">
+    <w:abstractNumId w:val="16"/>
+  </w:num>
+  <w:num w:numId="16" w16cid:durableId="1067461602">
+    <w:abstractNumId w:val="10"/>
+  </w:num>
+  <w:num w:numId="17" w16cid:durableId="535702074">
+    <w:abstractNumId w:val="21"/>
+  </w:num>
+  <w:num w:numId="18" w16cid:durableId="884298451">
     <w:abstractNumId w:val="13"/>
   </w:num>
-  <w:num w:numId="16" w16cid:durableId="1067461602">
-    <w:abstractNumId w:val="8"/>
-  </w:num>
-  <w:num w:numId="17" w16cid:durableId="535702074">
-    <w:abstractNumId w:val="18"/>
-  </w:num>
-  <w:num w:numId="18" w16cid:durableId="884298451">
-    <w:abstractNumId w:val="10"/>
-  </w:num>
   <w:num w:numId="19" w16cid:durableId="2060546602">
-    <w:abstractNumId w:val="21"/>
+    <w:abstractNumId w:val="24"/>
   </w:num>
   <w:num w:numId="20" w16cid:durableId="1779134121">
     <w:abstractNumId w:val="0"/>
@@ -7855,52 +7197,76 @@
     <w:abstractNumId w:val="2"/>
   </w:num>
   <w:num w:numId="22" w16cid:durableId="162740462">
-    <w:abstractNumId w:val="14"/>
+    <w:abstractNumId w:val="17"/>
   </w:num>
   <w:num w:numId="23" w16cid:durableId="2122720699">
-    <w:abstractNumId w:val="22"/>
+    <w:abstractNumId w:val="25"/>
   </w:num>
   <w:num w:numId="24" w16cid:durableId="1232154588">
-    <w:abstractNumId w:val="12"/>
+    <w:abstractNumId w:val="15"/>
   </w:num>
   <w:num w:numId="25" w16cid:durableId="1183395599">
-    <w:abstractNumId w:val="24"/>
+    <w:abstractNumId w:val="28"/>
   </w:num>
   <w:num w:numId="26" w16cid:durableId="586236693">
     <w:abstractNumId w:val="1"/>
   </w:num>
   <w:num w:numId="27" w16cid:durableId="467935877">
-    <w:abstractNumId w:val="25"/>
+    <w:abstractNumId w:val="29"/>
   </w:num>
   <w:num w:numId="28" w16cid:durableId="852499690">
-    <w:abstractNumId w:val="33"/>
+    <w:abstractNumId w:val="40"/>
   </w:num>
   <w:num w:numId="29" w16cid:durableId="1121798370">
-    <w:abstractNumId w:val="36"/>
+    <w:abstractNumId w:val="44"/>
   </w:num>
   <w:num w:numId="30" w16cid:durableId="175310296">
-    <w:abstractNumId w:val="20"/>
+    <w:abstractNumId w:val="23"/>
   </w:num>
   <w:num w:numId="31" w16cid:durableId="52656569">
-    <w:abstractNumId w:val="30"/>
+    <w:abstractNumId w:val="37"/>
   </w:num>
   <w:num w:numId="32" w16cid:durableId="1955211553">
-    <w:abstractNumId w:val="16"/>
+    <w:abstractNumId w:val="19"/>
   </w:num>
   <w:num w:numId="33" w16cid:durableId="168108469">
-    <w:abstractNumId w:val="19"/>
+    <w:abstractNumId w:val="22"/>
   </w:num>
   <w:num w:numId="34" w16cid:durableId="2126996309">
-    <w:abstractNumId w:val="7"/>
+    <w:abstractNumId w:val="8"/>
   </w:num>
   <w:num w:numId="35" w16cid:durableId="1506743217">
     <w:abstractNumId w:val="3"/>
   </w:num>
   <w:num w:numId="36" w16cid:durableId="1012025265">
-    <w:abstractNumId w:val="31"/>
+    <w:abstractNumId w:val="38"/>
   </w:num>
   <w:num w:numId="37" w16cid:durableId="1751460215">
-    <w:abstractNumId w:val="17"/>
+    <w:abstractNumId w:val="20"/>
+  </w:num>
+  <w:num w:numId="38" w16cid:durableId="468593216">
+    <w:abstractNumId w:val="9"/>
+  </w:num>
+  <w:num w:numId="39" w16cid:durableId="1585186537">
+    <w:abstractNumId w:val="26"/>
+  </w:num>
+  <w:num w:numId="40" w16cid:durableId="967856240">
+    <w:abstractNumId w:val="35"/>
+  </w:num>
+  <w:num w:numId="41" w16cid:durableId="513880927">
+    <w:abstractNumId w:val="42"/>
+  </w:num>
+  <w:num w:numId="42" w16cid:durableId="1663238745">
+    <w:abstractNumId w:val="30"/>
+  </w:num>
+  <w:num w:numId="43" w16cid:durableId="1218319347">
+    <w:abstractNumId w:val="5"/>
+  </w:num>
+  <w:num w:numId="44" w16cid:durableId="1036196185">
+    <w:abstractNumId w:val="12"/>
+  </w:num>
+  <w:num w:numId="45" w16cid:durableId="1749422135">
+    <w:abstractNumId w:val="32"/>
   </w:num>
 </w:numbering>
 </file>
@@ -8507,7 +7873,6 @@
   <w:style w:type="character" w:default="1" w:styleId="DefaultParagraphFont">
     <w:name w:val="Default Paragraph Font"/>
     <w:uiPriority w:val="1"/>
-    <w:semiHidden/>
     <w:unhideWhenUsed/>
   </w:style>
   <w:style w:type="table" w:default="1" w:styleId="TableNormal">
